--- a/Doc/Academic/Template/log/3. PROGRESS REPORT - completed.docx
+++ b/Doc/Academic/Template/log/3. PROGRESS REPORT - completed.docx
@@ -1,6 +1,6 @@
 
 <file path=word/document.xml><?xml version="1.0" encoding="utf-8"?>
-<w:document xmlns:wpc="http://schemas.microsoft.com/office/word/2010/wordprocessingCanvas" xmlns:cx="http://schemas.microsoft.com/office/drawing/2014/chartex" xmlns:cx1="http://schemas.microsoft.com/office/drawing/2015/9/8/chartex" xmlns:cx2="http://schemas.microsoft.com/office/drawing/2015/10/21/chartex" xmlns:cx3="http://schemas.microsoft.com/office/drawing/2016/5/9/chartex" xmlns:cx4="http://schemas.microsoft.com/office/drawing/2016/5/10/chartex" xmlns:cx5="http://schemas.microsoft.com/office/drawing/2016/5/11/chartex" xmlns:cx6="http://schemas.microsoft.com/office/drawing/2016/5/12/chartex" xmlns:cx7="http://schemas.microsoft.com/office/drawing/2016/5/13/chartex" xmlns:cx8="http://schemas.microsoft.com/office/drawing/2016/5/14/chartex" xmlns:mc="http://schemas.openxmlformats.org/markup-compatibility/2006" xmlns:aink="http://schemas.microsoft.com/office/drawing/2016/ink" xmlns:am3d="http://schemas.microsoft.com/office/drawing/2017/model3d" xmlns:o="urn:schemas-microsoft-com:office:office" xmlns:oel="http://schemas.microsoft.com/office/2019/extlst" xmlns:r="http://schemas.openxmlformats.org/officeDocument/2006/relationships" xmlns:m="http://schemas.openxmlformats.org/officeDocument/2006/math" xmlns:v="urn:schemas-microsoft-com:vml" xmlns:wp14="http://schemas.microsoft.com/office/word/2010/wordprocessingDrawing" xmlns:wp="http://schemas.openxmlformats.org/drawingml/2006/wordprocessingDrawing" xmlns:w10="urn:schemas-microsoft-com:office:word" xmlns:w="http://schemas.openxmlformats.org/wordprocessingml/2006/main" xmlns:w14="http://schemas.microsoft.com/office/word/2010/wordml" xmlns:w15="http://schemas.microsoft.com/office/word/2012/wordml" xmlns:w16cex="http://schemas.microsoft.com/office/word/2018/wordml/cex" xmlns:w16cid="http://schemas.microsoft.com/office/word/2016/wordml/cid" xmlns:w16="http://schemas.microsoft.com/office/word/2018/wordml" xmlns:w16du="http://schemas.microsoft.com/office/word/2023/wordml/word16du" xmlns:w16sdtdh="http://schemas.microsoft.com/office/word/2020/wordml/sdtdatahash" xmlns:w16se="http://schemas.microsoft.com/office/word/2015/wordml/symex" xmlns:wpg="http://schemas.microsoft.com/office/word/2010/wordprocessingGroup" xmlns:wpi="http://schemas.microsoft.com/office/word/2010/wordprocessingInk" xmlns:wne="http://schemas.microsoft.com/office/word/2006/wordml" xmlns:wps="http://schemas.microsoft.com/office/word/2010/wordprocessingShape" mc:Ignorable="w14 w15 w16se w16cid w16 w16cex w16sdtdh w16du wp14">
+<w:document xmlns:wpc="http://schemas.microsoft.com/office/word/2010/wordprocessingCanvas" xmlns:cx="http://schemas.microsoft.com/office/drawing/2014/chartex" xmlns:cx1="http://schemas.microsoft.com/office/drawing/2015/9/8/chartex" xmlns:cx2="http://schemas.microsoft.com/office/drawing/2015/10/21/chartex" xmlns:cx3="http://schemas.microsoft.com/office/drawing/2016/5/9/chartex" xmlns:cx4="http://schemas.microsoft.com/office/drawing/2016/5/10/chartex" xmlns:cx5="http://schemas.microsoft.com/office/drawing/2016/5/11/chartex" xmlns:cx6="http://schemas.microsoft.com/office/drawing/2016/5/12/chartex" xmlns:cx7="http://schemas.microsoft.com/office/drawing/2016/5/13/chartex" xmlns:cx8="http://schemas.microsoft.com/office/drawing/2016/5/14/chartex" xmlns:mc="http://schemas.openxmlformats.org/markup-compatibility/2006" xmlns:aink="http://schemas.microsoft.com/office/drawing/2016/ink" xmlns:am3d="http://schemas.microsoft.com/office/drawing/2017/model3d" xmlns:o="urn:schemas-microsoft-com:office:office" xmlns:oel="http://schemas.microsoft.com/office/2019/extlst" xmlns:r="http://schemas.openxmlformats.org/officeDocument/2006/relationships" xmlns:m="http://schemas.openxmlformats.org/officeDocument/2006/math" xmlns:v="urn:schemas-microsoft-com:vml" xmlns:wp14="http://schemas.microsoft.com/office/word/2010/wordprocessingDrawing" xmlns:wp="http://schemas.openxmlformats.org/drawingml/2006/wordprocessingDrawing" xmlns:w10="urn:schemas-microsoft-com:office:word" xmlns:w="http://schemas.openxmlformats.org/wordprocessingml/2006/main" xmlns:w14="http://schemas.microsoft.com/office/word/2010/wordml" xmlns:w15="http://schemas.microsoft.com/office/word/2012/wordml" xmlns:w16cex="http://schemas.microsoft.com/office/word/2018/wordml/cex" xmlns:w16cid="http://schemas.microsoft.com/office/word/2016/wordml/cid" xmlns:w16="http://schemas.microsoft.com/office/word/2018/wordml" xmlns:w16du="http://schemas.microsoft.com/office/word/2023/wordml/word16du" xmlns:w16sdtdh="http://schemas.microsoft.com/office/word/2020/wordml/sdtdatahash" xmlns:w16sdtfl="http://schemas.microsoft.com/office/word/2024/wordml/sdtformatlock" xmlns:w16se="http://schemas.microsoft.com/office/word/2015/wordml/symex" xmlns:wpg="http://schemas.microsoft.com/office/word/2010/wordprocessingGroup" xmlns:wpi="http://schemas.microsoft.com/office/word/2010/wordprocessingInk" xmlns:wne="http://schemas.microsoft.com/office/word/2006/wordml" xmlns:wps="http://schemas.microsoft.com/office/word/2010/wordprocessingShape" mc:Ignorable="w14 w15 w16se w16cid w16 w16cex w16sdtdh w16sdtfl w16du wp14">
   <w:body>
     <w:p>
       <w:pPr>
@@ -361,7 +361,7 @@
               <w:rPr>
                 <w:b/>
               </w:rPr>
-              <w:t>Secure Messaging with Zero-Knowledge Proof and Intelligent Threat Detection</w:t>
+              <w:t>SECURE MESSAGING WITH ZERO KNOWLEDGE PROOF AND INTELLIGENT THREAT DETECTION</w:t>
             </w:r>
           </w:p>
         </w:tc>
@@ -781,15 +781,7 @@
         <w:t xml:space="preserve"> </w:t>
       </w:r>
       <w:r>
-        <w:t xml:space="preserve">the undergraduate studies. Students od Malaysian Institute of Information Technology, </w:t>
-      </w:r>
-      <w:proofErr w:type="spellStart"/>
-      <w:r>
-        <w:t>Universiti</w:t>
-      </w:r>
-      <w:proofErr w:type="spellEnd"/>
-      <w:r>
-        <w:t xml:space="preserve"> Kuala Lumpur (MIIT UniKL) are required to take up a project, whereby:</w:t>
+        <w:t>the undergraduate studies. Students od Malaysian Institute of Information Technology, Universiti Kuala Lumpur (MIIT UniKL) are required to take up a project, whereby:</w:t>
       </w:r>
     </w:p>
     <w:p>
@@ -939,15 +931,7 @@
         <w:jc w:val="both"/>
       </w:pPr>
       <w:r>
-        <w:t xml:space="preserve">The </w:t>
-      </w:r>
-      <w:proofErr w:type="gramStart"/>
-      <w:r>
-        <w:t>log book</w:t>
-      </w:r>
-      <w:proofErr w:type="gramEnd"/>
-      <w:r>
-        <w:t xml:space="preserve"> is regarded as project-tool to show the progress of the project undertaken. All</w:t>
+        <w:t>The log book is regarded as project-tool to show the progress of the project undertaken. All</w:t>
       </w:r>
       <w:r>
         <w:rPr>
@@ -1055,15 +1039,7 @@
         <w:t xml:space="preserve"> </w:t>
       </w:r>
       <w:r>
-        <w:t xml:space="preserve">to validate their progress, and to get back the comments and feedbacks for correction and improvements. Therefore, the </w:t>
-      </w:r>
-      <w:proofErr w:type="gramStart"/>
-      <w:r>
-        <w:t>log book</w:t>
-      </w:r>
-      <w:proofErr w:type="gramEnd"/>
-      <w:r>
-        <w:t xml:space="preserve"> is expected to assist and facilitate both parties to keep in touch with the overall development of a project.</w:t>
+        <w:t>to validate their progress, and to get back the comments and feedbacks for correction and improvements. Therefore, the log book is expected to assist and facilitate both parties to keep in touch with the overall development of a project.</w:t>
       </w:r>
     </w:p>
     <w:p>
@@ -1082,7 +1058,6 @@
         </w:rPr>
         <w:t xml:space="preserve"> </w:t>
       </w:r>
-      <w:proofErr w:type="gramStart"/>
       <w:r>
         <w:t>log</w:t>
       </w:r>
@@ -1095,7 +1070,6 @@
       <w:r>
         <w:t>book</w:t>
       </w:r>
-      <w:proofErr w:type="gramEnd"/>
       <w:r>
         <w:rPr>
           <w:spacing w:val="-1"/>
@@ -1842,15 +1816,7 @@
         <w:t xml:space="preserve"> </w:t>
       </w:r>
       <w:r>
-        <w:t xml:space="preserve">them and at the same time get the comments and feedbacks from their respective supervisors. All other activities related to the FYP such as corrections and amendments, submission of documents, and presentations should also be recorded in the </w:t>
-      </w:r>
-      <w:proofErr w:type="gramStart"/>
-      <w:r>
-        <w:t>log book</w:t>
-      </w:r>
-      <w:proofErr w:type="gramEnd"/>
-      <w:r>
-        <w:t>.</w:t>
+        <w:t>them and at the same time get the comments and feedbacks from their respective supervisors. All other activities related to the FYP such as corrections and amendments, submission of documents, and presentations should also be recorded in the log book.</w:t>
       </w:r>
     </w:p>
     <w:p>
@@ -2422,13 +2388,7 @@
               <w:rPr>
                 <w:rFonts w:ascii="Times New Roman" w:hAnsi="Times New Roman" w:cs="Times New Roman"/>
               </w:rPr>
-              <w:t>23/06</w:t>
-            </w:r>
-            <w:r>
-              <w:rPr>
-                <w:rFonts w:ascii="Times New Roman" w:hAnsi="Times New Roman" w:cs="Times New Roman"/>
-              </w:rPr>
-              <w:t>/2025</w:t>
+              <w:t>23/06/2025</w:t>
             </w:r>
           </w:p>
         </w:tc>
@@ -2547,31 +2507,7 @@
               <w:rPr>
                 <w:rFonts w:ascii="Times New Roman" w:hAnsi="Times New Roman" w:cs="Times New Roman"/>
               </w:rPr>
-              <w:t>2</w:t>
-            </w:r>
-            <w:r>
-              <w:rPr>
-                <w:rFonts w:ascii="Times New Roman" w:hAnsi="Times New Roman" w:cs="Times New Roman"/>
-              </w:rPr>
-              <w:t>6</w:t>
-            </w:r>
-            <w:r>
-              <w:rPr>
-                <w:rFonts w:ascii="Times New Roman" w:hAnsi="Times New Roman" w:cs="Times New Roman"/>
-              </w:rPr>
-              <w:t>/0</w:t>
-            </w:r>
-            <w:r>
-              <w:rPr>
-                <w:rFonts w:ascii="Times New Roman" w:hAnsi="Times New Roman" w:cs="Times New Roman"/>
-              </w:rPr>
-              <w:t>9</w:t>
-            </w:r>
-            <w:r>
-              <w:rPr>
-                <w:rFonts w:ascii="Times New Roman" w:hAnsi="Times New Roman" w:cs="Times New Roman"/>
-              </w:rPr>
-              <w:t>/2025</w:t>
+              <w:t>26/09/2025</w:t>
             </w:r>
           </w:p>
         </w:tc>
@@ -2611,21 +2547,7 @@
               <w:rPr>
                 <w:rFonts w:ascii="Times New Roman" w:hAnsi="Times New Roman" w:cs="Times New Roman"/>
               </w:rPr>
-              <w:t>Proposed "</w:t>
-            </w:r>
-            <w:proofErr w:type="spellStart"/>
-            <w:r>
-              <w:rPr>
-                <w:rFonts w:ascii="Times New Roman" w:hAnsi="Times New Roman" w:cs="Times New Roman"/>
-              </w:rPr>
-              <w:t>SentriZK</w:t>
-            </w:r>
-            <w:proofErr w:type="spellEnd"/>
-            <w:r>
-              <w:rPr>
-                <w:rFonts w:ascii="Times New Roman" w:hAnsi="Times New Roman" w:cs="Times New Roman"/>
-              </w:rPr>
-              <w:t>" concept and ZKP integration.</w:t>
+              <w:t>Proposed "SentriZK" concept and ZKP integration.</w:t>
             </w:r>
           </w:p>
         </w:tc>
@@ -2704,25 +2626,7 @@
               <w:rPr>
                 <w:rFonts w:ascii="Times New Roman" w:hAnsi="Times New Roman" w:cs="Times New Roman"/>
               </w:rPr>
-              <w:t>11</w:t>
-            </w:r>
-            <w:r>
-              <w:rPr>
-                <w:rFonts w:ascii="Times New Roman" w:hAnsi="Times New Roman" w:cs="Times New Roman"/>
-              </w:rPr>
-              <w:t>/</w:t>
-            </w:r>
-            <w:r>
-              <w:rPr>
-                <w:rFonts w:ascii="Times New Roman" w:hAnsi="Times New Roman" w:cs="Times New Roman"/>
-              </w:rPr>
-              <w:t>10</w:t>
-            </w:r>
-            <w:r>
-              <w:rPr>
-                <w:rFonts w:ascii="Times New Roman" w:hAnsi="Times New Roman" w:cs="Times New Roman"/>
-              </w:rPr>
-              <w:t>/2025</w:t>
+              <w:t>11/10/2025</w:t>
             </w:r>
           </w:p>
         </w:tc>
@@ -2841,19 +2745,7 @@
               <w:rPr>
                 <w:rFonts w:ascii="Times New Roman" w:hAnsi="Times New Roman" w:cs="Times New Roman"/>
               </w:rPr>
-              <w:t>1</w:t>
-            </w:r>
-            <w:r>
-              <w:rPr>
-                <w:rFonts w:ascii="Times New Roman" w:hAnsi="Times New Roman" w:cs="Times New Roman"/>
-              </w:rPr>
-              <w:t>5</w:t>
-            </w:r>
-            <w:r>
-              <w:rPr>
-                <w:rFonts w:ascii="Times New Roman" w:hAnsi="Times New Roman" w:cs="Times New Roman"/>
-              </w:rPr>
-              <w:t>/10/2025</w:t>
+              <w:t>15/10/2025</w:t>
             </w:r>
           </w:p>
         </w:tc>
@@ -2972,13 +2864,7 @@
               <w:rPr>
                 <w:rFonts w:ascii="Times New Roman" w:hAnsi="Times New Roman" w:cs="Times New Roman"/>
               </w:rPr>
-              <w:t>28</w:t>
-            </w:r>
-            <w:r>
-              <w:rPr>
-                <w:rFonts w:ascii="Times New Roman" w:hAnsi="Times New Roman" w:cs="Times New Roman"/>
-              </w:rPr>
-              <w:t>/10/2025</w:t>
+              <w:t>28/10/2025</w:t>
             </w:r>
           </w:p>
         </w:tc>
@@ -3097,31 +2983,7 @@
               <w:rPr>
                 <w:rFonts w:ascii="Times New Roman" w:hAnsi="Times New Roman" w:cs="Times New Roman"/>
               </w:rPr>
-              <w:t>1</w:t>
-            </w:r>
-            <w:r>
-              <w:rPr>
-                <w:rFonts w:ascii="Times New Roman" w:hAnsi="Times New Roman" w:cs="Times New Roman"/>
-              </w:rPr>
-              <w:t>9</w:t>
-            </w:r>
-            <w:r>
-              <w:rPr>
-                <w:rFonts w:ascii="Times New Roman" w:hAnsi="Times New Roman" w:cs="Times New Roman"/>
-              </w:rPr>
-              <w:t>/1</w:t>
-            </w:r>
-            <w:r>
-              <w:rPr>
-                <w:rFonts w:ascii="Times New Roman" w:hAnsi="Times New Roman" w:cs="Times New Roman"/>
-              </w:rPr>
-              <w:t>1</w:t>
-            </w:r>
-            <w:r>
-              <w:rPr>
-                <w:rFonts w:ascii="Times New Roman" w:hAnsi="Times New Roman" w:cs="Times New Roman"/>
-              </w:rPr>
-              <w:t>/2025</w:t>
+              <w:t>19/11/2025</w:t>
             </w:r>
           </w:p>
         </w:tc>
@@ -3240,25 +3102,7 @@
               <w:rPr>
                 <w:rFonts w:ascii="Times New Roman" w:hAnsi="Times New Roman" w:cs="Times New Roman"/>
               </w:rPr>
-              <w:t>28</w:t>
-            </w:r>
-            <w:r>
-              <w:rPr>
-                <w:rFonts w:ascii="Times New Roman" w:hAnsi="Times New Roman" w:cs="Times New Roman"/>
-              </w:rPr>
-              <w:t>/1</w:t>
-            </w:r>
-            <w:r>
-              <w:rPr>
-                <w:rFonts w:ascii="Times New Roman" w:hAnsi="Times New Roman" w:cs="Times New Roman"/>
-              </w:rPr>
-              <w:t>1</w:t>
-            </w:r>
-            <w:r>
-              <w:rPr>
-                <w:rFonts w:ascii="Times New Roman" w:hAnsi="Times New Roman" w:cs="Times New Roman"/>
-              </w:rPr>
-              <w:t>/2025</w:t>
+              <w:t>28/11/2025</w:t>
             </w:r>
           </w:p>
         </w:tc>
@@ -3298,21 +3142,7 @@
               <w:rPr>
                 <w:rFonts w:ascii="Times New Roman" w:hAnsi="Times New Roman" w:cs="Times New Roman"/>
               </w:rPr>
-              <w:t xml:space="preserve">Proposal </w:t>
-            </w:r>
-            <w:proofErr w:type="spellStart"/>
-            <w:r>
-              <w:rPr>
-                <w:rFonts w:ascii="Times New Roman" w:hAnsi="Times New Roman" w:cs="Times New Roman"/>
-              </w:rPr>
-              <w:t>Defence</w:t>
-            </w:r>
-            <w:proofErr w:type="spellEnd"/>
-            <w:r>
-              <w:rPr>
-                <w:rFonts w:ascii="Times New Roman" w:hAnsi="Times New Roman" w:cs="Times New Roman"/>
-              </w:rPr>
-              <w:t xml:space="preserve"> Presentation.</w:t>
+              <w:t>Proposal Defence Presentation.</w:t>
             </w:r>
           </w:p>
         </w:tc>
@@ -3391,31 +3221,7 @@
               <w:rPr>
                 <w:rFonts w:ascii="Times New Roman" w:hAnsi="Times New Roman" w:cs="Times New Roman"/>
               </w:rPr>
-              <w:t>1</w:t>
-            </w:r>
-            <w:r>
-              <w:rPr>
-                <w:rFonts w:ascii="Times New Roman" w:hAnsi="Times New Roman" w:cs="Times New Roman"/>
-              </w:rPr>
-              <w:t>7</w:t>
-            </w:r>
-            <w:r>
-              <w:rPr>
-                <w:rFonts w:ascii="Times New Roman" w:hAnsi="Times New Roman" w:cs="Times New Roman"/>
-              </w:rPr>
-              <w:t>/1</w:t>
-            </w:r>
-            <w:r>
-              <w:rPr>
-                <w:rFonts w:ascii="Times New Roman" w:hAnsi="Times New Roman" w:cs="Times New Roman"/>
-              </w:rPr>
-              <w:t>2</w:t>
-            </w:r>
-            <w:r>
-              <w:rPr>
-                <w:rFonts w:ascii="Times New Roman" w:hAnsi="Times New Roman" w:cs="Times New Roman"/>
-              </w:rPr>
-              <w:t>/2025</w:t>
+              <w:t>17/12/2025</w:t>
             </w:r>
           </w:p>
         </w:tc>
@@ -3484,10 +3290,17 @@
           <w:p>
             <w:pPr>
               <w:pStyle w:val="TableParagraph"/>
+              <w:jc w:val="center"/>
               <w:rPr>
                 <w:rFonts w:ascii="Times New Roman"/>
               </w:rPr>
             </w:pPr>
+            <w:r>
+              <w:rPr>
+                <w:rFonts w:ascii="Times New Roman"/>
+              </w:rPr>
+              <w:t>9</w:t>
+            </w:r>
           </w:p>
         </w:tc>
         <w:tc>
@@ -3497,10 +3310,17 @@
           <w:p>
             <w:pPr>
               <w:pStyle w:val="TableParagraph"/>
+              <w:jc w:val="center"/>
               <w:rPr>
                 <w:rFonts w:ascii="Times New Roman"/>
               </w:rPr>
             </w:pPr>
+            <w:r>
+              <w:rPr>
+                <w:rFonts w:ascii="Times New Roman"/>
+              </w:rPr>
+              <w:t>13</w:t>
+            </w:r>
           </w:p>
         </w:tc>
         <w:tc>
@@ -3514,6 +3334,12 @@
                 <w:rFonts w:ascii="Times New Roman"/>
               </w:rPr>
             </w:pPr>
+            <w:r>
+              <w:rPr>
+                <w:rFonts w:ascii="Times New Roman"/>
+              </w:rPr>
+              <w:t>06/01/2026</w:t>
+            </w:r>
           </w:p>
         </w:tc>
         <w:tc>
@@ -3523,10 +3349,17 @@
           <w:p>
             <w:pPr>
               <w:pStyle w:val="TableParagraph"/>
+              <w:jc w:val="center"/>
               <w:rPr>
                 <w:rFonts w:ascii="Times New Roman"/>
               </w:rPr>
             </w:pPr>
+            <w:r>
+              <w:rPr>
+                <w:rFonts w:ascii="Times New Roman"/>
+              </w:rPr>
+              <w:t>Final Slide &amp; 30% Prototype</w:t>
+            </w:r>
           </w:p>
         </w:tc>
         <w:tc>
@@ -3536,10 +3369,17 @@
           <w:p>
             <w:pPr>
               <w:pStyle w:val="TableParagraph"/>
+              <w:jc w:val="center"/>
               <w:rPr>
                 <w:rFonts w:ascii="Times New Roman"/>
               </w:rPr>
             </w:pPr>
+            <w:r>
+              <w:rPr>
+                <w:rFonts w:ascii="Times New Roman"/>
+              </w:rPr>
+              <w:t>Final refinement of Slide &amp; Prototype</w:t>
+            </w:r>
           </w:p>
         </w:tc>
         <w:tc>
@@ -5538,21 +5378,7 @@
               <w:rPr>
                 <w:rFonts w:ascii="Times New Roman"/>
               </w:rPr>
-              <w:t>In this session, I pitched the initial idea titled "</w:t>
-            </w:r>
-            <w:proofErr w:type="spellStart"/>
-            <w:r>
-              <w:rPr>
-                <w:rFonts w:ascii="Times New Roman"/>
-              </w:rPr>
-              <w:t>SentriZK</w:t>
-            </w:r>
-            <w:proofErr w:type="spellEnd"/>
-            <w:r>
-              <w:rPr>
-                <w:rFonts w:ascii="Times New Roman"/>
-              </w:rPr>
-              <w:t>". The core concept presented was a secure internal messaging system utilizing Zero-Knowledge Proofs (ZKP) to eliminate the need for password transmission. I explained the vulnerability of centralized credential storage in current enterprise apps like Slack. The supervisor reviewed the feasibility of the idea and advised that while the ZKP concept is strong, the project needs a very clear problem statement to differentiate it from existing end-to-end encrypted solutions.</w:t>
+              <w:t>In this session, I pitched the initial idea titled "SentriZK". The core concept presented was a secure internal messaging system utilizing Zero-Knowledge Proofs (ZKP) to eliminate the need for password transmission. I explained the vulnerability of centralized credential storage in current enterprise apps like Slack. The supervisor reviewed the feasibility of the idea and advised that while the ZKP concept is strong, the project needs a very clear problem statement to differentiate it from existing end-to-end encrypted solutions.</w:t>
             </w:r>
           </w:p>
         </w:tc>
@@ -7621,49 +7447,29 @@
               </w:rPr>
               <w:t xml:space="preserve">I approached the supervisor to discuss a significant enhancement to the project scope. </w:t>
             </w:r>
-            <w:proofErr w:type="gramStart"/>
             <w:r>
               <w:rPr>
                 <w:rFonts w:ascii="Times New Roman"/>
               </w:rPr>
-              <w:t>So</w:t>
-            </w:r>
-            <w:proofErr w:type="gramEnd"/>
+              <w:t xml:space="preserve">So she </w:t>
+            </w:r>
             <w:r>
               <w:rPr>
                 <w:rFonts w:ascii="Times New Roman"/>
               </w:rPr>
-              <w:t xml:space="preserve"> she </w:t>
+              <w:t>suggested enhancing the project by incorporating a Machine Learning (ML) model</w:t>
             </w:r>
             <w:r>
               <w:rPr>
                 <w:rFonts w:ascii="Times New Roman"/>
               </w:rPr>
-              <w:t>suggested enhancing the project by incorporating a Machine Learning (ML) model</w:t>
+              <w:t xml:space="preserve">. </w:t>
             </w:r>
             <w:r>
               <w:rPr>
                 <w:rFonts w:ascii="Times New Roman"/>
               </w:rPr>
-              <w:t xml:space="preserve">. </w:t>
-            </w:r>
-            <w:r>
-              <w:rPr>
-                <w:rFonts w:ascii="Times New Roman"/>
-              </w:rPr>
-              <w:t xml:space="preserve">Building on this, I proposed using ML for message checking directly on the mobile device, since messages are </w:t>
-            </w:r>
-            <w:r>
-              <w:rPr>
-                <w:rFonts w:ascii="Times New Roman"/>
-              </w:rPr>
-              <w:t>encrypted,</w:t>
-            </w:r>
-            <w:r>
-              <w:rPr>
-                <w:rFonts w:ascii="Times New Roman"/>
-              </w:rPr>
-              <w:t xml:space="preserve"> and the server cannot read them. Running ML locally allows the app to detect anomalies while preserving user privacy. This addition increases the technical complexity of the project and aligns it with current trends in "Technological Convergence."</w:t>
+              <w:t>Building on this, I proposed using ML for message checking directly on the mobile device, since messages are encrypted, and the server cannot read them. Running ML locally allows the app to detect anomalies while preserving user privacy. This addition increases the technical complexity of the project and aligns it with current trends in "Technological Convergence."</w:t>
             </w:r>
           </w:p>
         </w:tc>
@@ -9908,6 +9714,8 @@
         <w:pStyle w:val="BodyText"/>
         <w:spacing w:before="31"/>
         <w:rPr>
+          <w:b/>
+          <w:bCs/>
           <w:sz w:val="20"/>
         </w:rPr>
       </w:pPr>
@@ -10623,6 +10431,8 @@
       <w:pPr>
         <w:pStyle w:val="BodyText"/>
         <w:rPr>
+          <w:b/>
+          <w:bCs/>
           <w:sz w:val="20"/>
         </w:rPr>
       </w:pPr>
@@ -10632,6 +10442,8 @@
         <w:pStyle w:val="BodyText"/>
         <w:spacing w:before="29"/>
         <w:rPr>
+          <w:b/>
+          <w:bCs/>
           <w:sz w:val="20"/>
         </w:rPr>
       </w:pPr>
@@ -10677,17 +10489,20 @@
               <w:jc w:val="center"/>
               <w:rPr>
                 <w:b/>
+                <w:bCs/>
               </w:rPr>
             </w:pPr>
             <w:r>
               <w:rPr>
                 <w:b/>
+                <w:bCs/>
               </w:rPr>
               <w:t>Progress</w:t>
             </w:r>
             <w:r>
               <w:rPr>
                 <w:b/>
+                <w:bCs/>
                 <w:spacing w:val="-7"/>
               </w:rPr>
               <w:t xml:space="preserve"> </w:t>
@@ -10695,12 +10510,14 @@
             <w:r>
               <w:rPr>
                 <w:b/>
+                <w:bCs/>
               </w:rPr>
               <w:t>(by</w:t>
             </w:r>
             <w:r>
               <w:rPr>
                 <w:b/>
+                <w:bCs/>
                 <w:spacing w:val="-8"/>
               </w:rPr>
               <w:t xml:space="preserve"> </w:t>
@@ -10708,6 +10525,7 @@
             <w:r>
               <w:rPr>
                 <w:b/>
+                <w:bCs/>
                 <w:spacing w:val="-2"/>
               </w:rPr>
               <w:t>Student)</w:t>
@@ -10736,21 +10554,7 @@
               <w:rPr>
                 <w:rFonts w:ascii="Times New Roman"/>
               </w:rPr>
-              <w:t xml:space="preserve">This session was the formal Proposal </w:t>
-            </w:r>
-            <w:proofErr w:type="spellStart"/>
-            <w:r>
-              <w:rPr>
-                <w:rFonts w:ascii="Times New Roman"/>
-              </w:rPr>
-              <w:t>Defence</w:t>
-            </w:r>
-            <w:proofErr w:type="spellEnd"/>
-            <w:r>
-              <w:rPr>
-                <w:rFonts w:ascii="Times New Roman"/>
-              </w:rPr>
-              <w:t>. I presented the complete proposal, covering the Background, Problem Statement, Objectives, Scope, and initial Literature Review. The supervisor assessed the viability of the project and asked questions regarding the implementation of the AI component on mobile devices without draining battery life. The proposal was accepted with minor adjustments required for the final report documentation.</w:t>
+              <w:t>This session was the formal Proposal Defence. I presented the complete proposal, covering the Background, Problem Statement, Objectives, Scope, and initial Literature Review. The supervisor assessed the viability of the project and asked questions regarding the implementation of the AI component on mobile devices without draining battery life. The proposal was accepted with minor adjustments required for the final report documentation.</w:t>
             </w:r>
           </w:p>
         </w:tc>
@@ -10771,17 +10575,20 @@
               <w:ind w:left="1562"/>
               <w:rPr>
                 <w:b/>
+                <w:bCs/>
               </w:rPr>
             </w:pPr>
             <w:r>
               <w:rPr>
                 <w:b/>
+                <w:bCs/>
               </w:rPr>
               <w:t>Comments</w:t>
             </w:r>
             <w:r>
               <w:rPr>
                 <w:b/>
+                <w:bCs/>
                 <w:spacing w:val="-6"/>
               </w:rPr>
               <w:t xml:space="preserve"> </w:t>
@@ -10789,12 +10596,14 @@
             <w:r>
               <w:rPr>
                 <w:b/>
+                <w:bCs/>
               </w:rPr>
               <w:t>(by</w:t>
             </w:r>
             <w:r>
               <w:rPr>
                 <w:b/>
+                <w:bCs/>
                 <w:spacing w:val="-9"/>
               </w:rPr>
               <w:t xml:space="preserve"> </w:t>
@@ -10802,6 +10611,7 @@
             <w:r>
               <w:rPr>
                 <w:b/>
+                <w:bCs/>
                 <w:spacing w:val="-2"/>
               </w:rPr>
               <w:t>Supervisor)</w:t>
@@ -10820,17 +10630,20 @@
               <w:ind w:left="515"/>
               <w:rPr>
                 <w:b/>
+                <w:bCs/>
               </w:rPr>
             </w:pPr>
             <w:r>
               <w:rPr>
                 <w:b/>
+                <w:bCs/>
               </w:rPr>
               <w:t>Signature</w:t>
             </w:r>
             <w:r>
               <w:rPr>
                 <w:b/>
+                <w:bCs/>
                 <w:spacing w:val="-8"/>
               </w:rPr>
               <w:t xml:space="preserve"> </w:t>
@@ -10838,12 +10651,14 @@
             <w:r>
               <w:rPr>
                 <w:b/>
+                <w:bCs/>
               </w:rPr>
               <w:t>and</w:t>
             </w:r>
             <w:r>
               <w:rPr>
                 <w:b/>
+                <w:bCs/>
                 <w:spacing w:val="-4"/>
               </w:rPr>
               <w:t xml:space="preserve"> Name</w:t>
@@ -10864,6 +10679,8 @@
               <w:pStyle w:val="TableParagraph"/>
               <w:rPr>
                 <w:rFonts w:ascii="Times New Roman"/>
+                <w:b/>
+                <w:bCs/>
               </w:rPr>
             </w:pPr>
           </w:p>
@@ -10877,6 +10694,8 @@
               <w:pStyle w:val="TableParagraph"/>
               <w:rPr>
                 <w:rFonts w:ascii="Times New Roman"/>
+                <w:b/>
+                <w:bCs/>
               </w:rPr>
             </w:pPr>
           </w:p>
@@ -10888,6 +10707,8 @@
         <w:pStyle w:val="TableParagraph"/>
         <w:rPr>
           <w:rFonts w:ascii="Times New Roman"/>
+          <w:b/>
+          <w:bCs/>
         </w:rPr>
       </w:pPr>
     </w:p>
@@ -10896,6 +10717,8 @@
         <w:pStyle w:val="TableParagraph"/>
         <w:rPr>
           <w:rFonts w:ascii="Times New Roman"/>
+          <w:b/>
+          <w:bCs/>
         </w:rPr>
       </w:pPr>
     </w:p>
@@ -10904,6 +10727,8 @@
         <w:pStyle w:val="TableParagraph"/>
         <w:rPr>
           <w:rFonts w:ascii="Times New Roman"/>
+          <w:b/>
+          <w:bCs/>
         </w:rPr>
       </w:pPr>
     </w:p>
@@ -10912,6 +10737,8 @@
         <w:pStyle w:val="TableParagraph"/>
         <w:rPr>
           <w:rFonts w:ascii="Times New Roman"/>
+          <w:b/>
+          <w:bCs/>
         </w:rPr>
       </w:pPr>
     </w:p>
@@ -10920,6 +10747,8 @@
         <w:pStyle w:val="TableParagraph"/>
         <w:rPr>
           <w:rFonts w:ascii="Times New Roman"/>
+          <w:b/>
+          <w:bCs/>
         </w:rPr>
       </w:pPr>
     </w:p>
@@ -10929,6 +10758,10 @@
           <w:tab w:val="left" w:pos="423"/>
         </w:tabs>
         <w:spacing w:before="75"/>
+        <w:rPr>
+          <w:b/>
+          <w:bCs/>
+        </w:rPr>
       </w:pPr>
     </w:p>
     <w:p>
@@ -10937,9 +10770,15 @@
           <w:tab w:val="left" w:pos="423"/>
         </w:tabs>
         <w:spacing w:before="75"/>
-      </w:pPr>
-      <w:r>
-        <w:rPr>
+        <w:rPr>
+          <w:b/>
+          <w:bCs/>
+        </w:rPr>
+      </w:pPr>
+      <w:r>
+        <w:rPr>
+          <w:b/>
+          <w:bCs/>
           <w:noProof/>
           <w:lang w:val="en-MY" w:eastAsia="en-MY"/>
         </w:rPr>
@@ -11285,6 +11124,8 @@
       </w:r>
       <w:r>
         <w:rPr>
+          <w:b/>
+          <w:bCs/>
           <w:noProof/>
           <w:lang w:val="en-MY" w:eastAsia="en-MY"/>
         </w:rPr>
@@ -11662,6 +11503,8 @@
       <w:pPr>
         <w:pStyle w:val="BodyText"/>
         <w:rPr>
+          <w:b/>
+          <w:bCs/>
           <w:sz w:val="20"/>
         </w:rPr>
       </w:pPr>
@@ -11671,6 +11514,8 @@
         <w:pStyle w:val="BodyText"/>
         <w:spacing w:before="29"/>
         <w:rPr>
+          <w:b/>
+          <w:bCs/>
           <w:sz w:val="20"/>
         </w:rPr>
       </w:pPr>
@@ -11716,17 +11561,20 @@
               <w:jc w:val="center"/>
               <w:rPr>
                 <w:b/>
+                <w:bCs/>
               </w:rPr>
             </w:pPr>
             <w:r>
               <w:rPr>
                 <w:b/>
+                <w:bCs/>
               </w:rPr>
               <w:t>Progress</w:t>
             </w:r>
             <w:r>
               <w:rPr>
                 <w:b/>
+                <w:bCs/>
                 <w:spacing w:val="-7"/>
               </w:rPr>
               <w:t xml:space="preserve"> </w:t>
@@ -11734,12 +11582,14 @@
             <w:r>
               <w:rPr>
                 <w:b/>
+                <w:bCs/>
               </w:rPr>
               <w:t>(by</w:t>
             </w:r>
             <w:r>
               <w:rPr>
                 <w:b/>
+                <w:bCs/>
                 <w:spacing w:val="-8"/>
               </w:rPr>
               <w:t xml:space="preserve"> </w:t>
@@ -11747,6 +11597,7 @@
             <w:r>
               <w:rPr>
                 <w:b/>
+                <w:bCs/>
                 <w:spacing w:val="-2"/>
               </w:rPr>
               <w:t>Student)</w:t>
@@ -11775,21 +11626,7 @@
               <w:rPr>
                 <w:rFonts w:ascii="Times New Roman"/>
               </w:rPr>
-              <w:t>In this meeting, we conducted a final brainstorm to refine the project title and ensure it perfectly reflects the enhanced scope. We moved away from the working title "</w:t>
-            </w:r>
-            <w:proofErr w:type="spellStart"/>
-            <w:r>
-              <w:rPr>
-                <w:rFonts w:ascii="Times New Roman"/>
-              </w:rPr>
-              <w:t>SentriZK</w:t>
-            </w:r>
-            <w:proofErr w:type="spellEnd"/>
-            <w:r>
-              <w:rPr>
-                <w:rFonts w:ascii="Times New Roman"/>
-              </w:rPr>
-              <w:t>" to the more descriptive "Secure Messaging with Zero-Knowledge Proof and Intelligent Threat Detection." We also reviewed the consistency of Chapter 1 to ensure the new title aligns with the previously written objectives. The supervisor confirmed that the project direction is now solidified for the development phase in FYP2.</w:t>
+              <w:t>In this meeting, we conducted a final brainstorm to refine the project title and ensure it perfectly reflects the enhanced scope. We moved away from the working title "SentriZK" to the more descriptive "Secure Messaging with Zero-Knowledge Proof and Intelligent Threat Detection." We also reviewed the consistency of Chapter 1 to ensure the new title aligns with the previously written objectives. The supervisor confirmed that the project direction is now solidified for the development phase in FYP2.</w:t>
             </w:r>
           </w:p>
         </w:tc>
@@ -11810,17 +11647,20 @@
               <w:ind w:left="1562"/>
               <w:rPr>
                 <w:b/>
+                <w:bCs/>
               </w:rPr>
             </w:pPr>
             <w:r>
               <w:rPr>
                 <w:b/>
+                <w:bCs/>
               </w:rPr>
               <w:t>Comments</w:t>
             </w:r>
             <w:r>
               <w:rPr>
                 <w:b/>
+                <w:bCs/>
                 <w:spacing w:val="-6"/>
               </w:rPr>
               <w:t xml:space="preserve"> </w:t>
@@ -11828,12 +11668,14 @@
             <w:r>
               <w:rPr>
                 <w:b/>
+                <w:bCs/>
               </w:rPr>
               <w:t>(by</w:t>
             </w:r>
             <w:r>
               <w:rPr>
                 <w:b/>
+                <w:bCs/>
                 <w:spacing w:val="-9"/>
               </w:rPr>
               <w:t xml:space="preserve"> </w:t>
@@ -11841,6 +11683,7 @@
             <w:r>
               <w:rPr>
                 <w:b/>
+                <w:bCs/>
                 <w:spacing w:val="-2"/>
               </w:rPr>
               <w:t>Supervisor)</w:t>
@@ -11859,17 +11702,20 @@
               <w:ind w:left="515"/>
               <w:rPr>
                 <w:b/>
+                <w:bCs/>
               </w:rPr>
             </w:pPr>
             <w:r>
               <w:rPr>
                 <w:b/>
+                <w:bCs/>
               </w:rPr>
               <w:t>Signature</w:t>
             </w:r>
             <w:r>
               <w:rPr>
                 <w:b/>
+                <w:bCs/>
                 <w:spacing w:val="-8"/>
               </w:rPr>
               <w:t xml:space="preserve"> </w:t>
@@ -11877,12 +11723,14 @@
             <w:r>
               <w:rPr>
                 <w:b/>
+                <w:bCs/>
               </w:rPr>
               <w:t>and</w:t>
             </w:r>
             <w:r>
               <w:rPr>
                 <w:b/>
+                <w:bCs/>
                 <w:spacing w:val="-4"/>
               </w:rPr>
               <w:t xml:space="preserve"> Name</w:t>
@@ -11903,6 +11751,8 @@
               <w:pStyle w:val="TableParagraph"/>
               <w:rPr>
                 <w:rFonts w:ascii="Times New Roman"/>
+                <w:b/>
+                <w:bCs/>
               </w:rPr>
             </w:pPr>
           </w:p>
@@ -11916,6 +11766,8 @@
               <w:pStyle w:val="TableParagraph"/>
               <w:rPr>
                 <w:rFonts w:ascii="Times New Roman"/>
+                <w:b/>
+                <w:bCs/>
               </w:rPr>
             </w:pPr>
           </w:p>
@@ -11924,6 +11776,963 @@
     </w:tbl>
     <w:p>
       <w:pPr>
+        <w:tabs>
+          <w:tab w:val="left" w:pos="423"/>
+        </w:tabs>
+        <w:spacing w:before="75"/>
+      </w:pPr>
+    </w:p>
+    <w:p>
+      <w:pPr>
+        <w:tabs>
+          <w:tab w:val="left" w:pos="423"/>
+        </w:tabs>
+        <w:spacing w:before="75"/>
+      </w:pPr>
+    </w:p>
+    <w:p>
+      <w:pPr>
+        <w:tabs>
+          <w:tab w:val="left" w:pos="423"/>
+        </w:tabs>
+        <w:spacing w:before="75"/>
+      </w:pPr>
+      <w:r>
+        <w:rPr>
+          <w:noProof/>
+          <w:lang w:val="en-MY" w:eastAsia="en-MY"/>
+        </w:rPr>
+        <w:lastRenderedPageBreak/>
+        <mc:AlternateContent>
+          <mc:Choice Requires="wps">
+            <w:drawing>
+              <wp:anchor distT="0" distB="0" distL="0" distR="0" simplePos="0" relativeHeight="251680768" behindDoc="1" locked="0" layoutInCell="1" allowOverlap="1" wp14:anchorId="08CC908D" wp14:editId="2AD21E2E">
+                <wp:simplePos x="0" y="0"/>
+                <wp:positionH relativeFrom="page">
+                  <wp:posOffset>899464</wp:posOffset>
+                </wp:positionH>
+                <wp:positionV relativeFrom="paragraph">
+                  <wp:posOffset>211595</wp:posOffset>
+                </wp:positionV>
+                <wp:extent cx="2161540" cy="352425"/>
+                <wp:effectExtent l="0" t="0" r="0" b="0"/>
+                <wp:wrapTopAndBottom/>
+                <wp:docPr id="821131365" name="Textbox 6"/>
+                <wp:cNvGraphicFramePr>
+                  <a:graphicFrameLocks xmlns:a="http://schemas.openxmlformats.org/drawingml/2006/main"/>
+                </wp:cNvGraphicFramePr>
+                <a:graphic xmlns:a="http://schemas.openxmlformats.org/drawingml/2006/main">
+                  <a:graphicData uri="http://schemas.microsoft.com/office/word/2010/wordprocessingShape">
+                    <wps:wsp>
+                      <wps:cNvSpPr txBox="1">
+                        <a:spLocks/>
+                      </wps:cNvSpPr>
+                      <wps:spPr>
+                        <a:xfrm>
+                          <a:off x="0" y="0"/>
+                          <a:ext cx="2161540" cy="352425"/>
+                        </a:xfrm>
+                        <a:prstGeom prst="rect">
+                          <a:avLst/>
+                        </a:prstGeom>
+                      </wps:spPr>
+                      <wps:txbx>
+                        <w:txbxContent>
+                          <w:tbl>
+                            <w:tblPr>
+                              <w:tblW w:w="0" w:type="auto"/>
+                              <w:tblInd w:w="5" w:type="dxa"/>
+                              <w:tblBorders>
+                                <w:top w:val="single" w:sz="4" w:space="0" w:color="000000"/>
+                                <w:left w:val="single" w:sz="4" w:space="0" w:color="000000"/>
+                                <w:bottom w:val="single" w:sz="4" w:space="0" w:color="000000"/>
+                                <w:right w:val="single" w:sz="4" w:space="0" w:color="000000"/>
+                                <w:insideH w:val="single" w:sz="4" w:space="0" w:color="000000"/>
+                                <w:insideV w:val="single" w:sz="4" w:space="0" w:color="000000"/>
+                              </w:tblBorders>
+                              <w:tblLayout w:type="fixed"/>
+                              <w:tblCellMar>
+                                <w:left w:w="0" w:type="dxa"/>
+                                <w:right w:w="0" w:type="dxa"/>
+                              </w:tblCellMar>
+                              <w:tblLook w:val="01E0" w:firstRow="1" w:lastRow="1" w:firstColumn="1" w:lastColumn="1" w:noHBand="0" w:noVBand="0"/>
+                            </w:tblPr>
+                            <w:tblGrid>
+                              <w:gridCol w:w="1656"/>
+                              <w:gridCol w:w="1738"/>
+                            </w:tblGrid>
+                            <w:tr>
+                              <w:trPr>
+                                <w:trHeight w:val="261"/>
+                              </w:trPr>
+                              <w:tc>
+                                <w:tcPr>
+                                  <w:tcW w:w="1656" w:type="dxa"/>
+                                  <w:shd w:val="clear" w:color="auto" w:fill="D9D9D9"/>
+                                </w:tcPr>
+                                <w:p>
+                                  <w:pPr>
+                                    <w:pStyle w:val="TableParagraph"/>
+                                    <w:spacing w:line="241" w:lineRule="exact"/>
+                                    <w:ind w:left="110"/>
+                                    <w:rPr>
+                                      <w:b/>
+                                    </w:rPr>
+                                  </w:pPr>
+                                  <w:r>
+                                    <w:rPr>
+                                      <w:b/>
+                                      <w:spacing w:val="-2"/>
+                                    </w:rPr>
+                                    <w:t>Semester:</w:t>
+                                  </w:r>
+                                </w:p>
+                              </w:tc>
+                              <w:tc>
+                                <w:tcPr>
+                                  <w:tcW w:w="1738" w:type="dxa"/>
+                                </w:tcPr>
+                                <w:p>
+                                  <w:pPr>
+                                    <w:pStyle w:val="TableParagraph"/>
+                                    <w:rPr>
+                                      <w:rFonts w:ascii="Times New Roman"/>
+                                      <w:sz w:val="18"/>
+                                    </w:rPr>
+                                  </w:pPr>
+                                  <w:r>
+                                    <w:rPr>
+                                      <w:rFonts w:ascii="Times New Roman"/>
+                                      <w:sz w:val="18"/>
+                                    </w:rPr>
+                                    <w:t>OCTOBER 2025</w:t>
+                                  </w:r>
+                                </w:p>
+                              </w:tc>
+                            </w:tr>
+                            <w:tr>
+                              <w:trPr>
+                                <w:trHeight w:val="263"/>
+                              </w:trPr>
+                              <w:tc>
+                                <w:tcPr>
+                                  <w:tcW w:w="1656" w:type="dxa"/>
+                                  <w:shd w:val="clear" w:color="auto" w:fill="D9D9D9"/>
+                                </w:tcPr>
+                                <w:p>
+                                  <w:pPr>
+                                    <w:pStyle w:val="TableParagraph"/>
+                                    <w:spacing w:line="244" w:lineRule="exact"/>
+                                    <w:ind w:left="110"/>
+                                    <w:rPr>
+                                      <w:b/>
+                                    </w:rPr>
+                                  </w:pPr>
+                                  <w:r>
+                                    <w:rPr>
+                                      <w:b/>
+                                    </w:rPr>
+                                    <w:t>Meeting</w:t>
+                                  </w:r>
+                                  <w:r>
+                                    <w:rPr>
+                                      <w:b/>
+                                      <w:spacing w:val="-4"/>
+                                    </w:rPr>
+                                    <w:t xml:space="preserve"> </w:t>
+                                  </w:r>
+                                  <w:r>
+                                    <w:rPr>
+                                      <w:b/>
+                                      <w:spacing w:val="-5"/>
+                                    </w:rPr>
+                                    <w:t>No:</w:t>
+                                  </w:r>
+                                </w:p>
+                              </w:tc>
+                              <w:tc>
+                                <w:tcPr>
+                                  <w:tcW w:w="1738" w:type="dxa"/>
+                                </w:tcPr>
+                                <w:p>
+                                  <w:pPr>
+                                    <w:pStyle w:val="TableParagraph"/>
+                                    <w:rPr>
+                                      <w:rFonts w:ascii="Times New Roman"/>
+                                      <w:sz w:val="18"/>
+                                    </w:rPr>
+                                  </w:pPr>
+                                  <w:r>
+                                    <w:rPr>
+                                      <w:rFonts w:ascii="Times New Roman"/>
+                                      <w:sz w:val="18"/>
+                                    </w:rPr>
+                                    <w:t>9</w:t>
+                                  </w:r>
+                                </w:p>
+                              </w:tc>
+                            </w:tr>
+                          </w:tbl>
+                          <w:p>
+                            <w:pPr>
+                              <w:pStyle w:val="BodyText"/>
+                            </w:pPr>
+                          </w:p>
+                        </w:txbxContent>
+                      </wps:txbx>
+                      <wps:bodyPr wrap="square" lIns="0" tIns="0" rIns="0" bIns="0" rtlCol="0">
+                        <a:noAutofit/>
+                      </wps:bodyPr>
+                    </wps:wsp>
+                  </a:graphicData>
+                </a:graphic>
+              </wp:anchor>
+            </w:drawing>
+          </mc:Choice>
+          <mc:Fallback>
+            <w:pict>
+              <v:shape w14:anchorId="08CC908D" id="_x0000_s1042" type="#_x0000_t202" style="position:absolute;margin-left:70.8pt;margin-top:16.65pt;width:170.2pt;height:27.75pt;z-index:-251635712;visibility:visible;mso-wrap-style:square;mso-wrap-distance-left:0;mso-wrap-distance-top:0;mso-wrap-distance-right:0;mso-wrap-distance-bottom:0;mso-position-horizontal:absolute;mso-position-horizontal-relative:page;mso-position-vertical:absolute;mso-position-vertical-relative:text;v-text-anchor:top" o:gfxdata="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" filled="f" stroked="f">
+                <v:textbox inset="0,0,0,0">
+                  <w:txbxContent>
+                    <w:tbl>
+                      <w:tblPr>
+                        <w:tblW w:w="0" w:type="auto"/>
+                        <w:tblInd w:w="5" w:type="dxa"/>
+                        <w:tblBorders>
+                          <w:top w:val="single" w:sz="4" w:space="0" w:color="000000"/>
+                          <w:left w:val="single" w:sz="4" w:space="0" w:color="000000"/>
+                          <w:bottom w:val="single" w:sz="4" w:space="0" w:color="000000"/>
+                          <w:right w:val="single" w:sz="4" w:space="0" w:color="000000"/>
+                          <w:insideH w:val="single" w:sz="4" w:space="0" w:color="000000"/>
+                          <w:insideV w:val="single" w:sz="4" w:space="0" w:color="000000"/>
+                        </w:tblBorders>
+                        <w:tblLayout w:type="fixed"/>
+                        <w:tblCellMar>
+                          <w:left w:w="0" w:type="dxa"/>
+                          <w:right w:w="0" w:type="dxa"/>
+                        </w:tblCellMar>
+                        <w:tblLook w:val="01E0" w:firstRow="1" w:lastRow="1" w:firstColumn="1" w:lastColumn="1" w:noHBand="0" w:noVBand="0"/>
+                      </w:tblPr>
+                      <w:tblGrid>
+                        <w:gridCol w:w="1656"/>
+                        <w:gridCol w:w="1738"/>
+                      </w:tblGrid>
+                      <w:tr>
+                        <w:trPr>
+                          <w:trHeight w:val="261"/>
+                        </w:trPr>
+                        <w:tc>
+                          <w:tcPr>
+                            <w:tcW w:w="1656" w:type="dxa"/>
+                            <w:shd w:val="clear" w:color="auto" w:fill="D9D9D9"/>
+                          </w:tcPr>
+                          <w:p>
+                            <w:pPr>
+                              <w:pStyle w:val="TableParagraph"/>
+                              <w:spacing w:line="241" w:lineRule="exact"/>
+                              <w:ind w:left="110"/>
+                              <w:rPr>
+                                <w:b/>
+                              </w:rPr>
+                            </w:pPr>
+                            <w:r>
+                              <w:rPr>
+                                <w:b/>
+                                <w:spacing w:val="-2"/>
+                              </w:rPr>
+                              <w:t>Semester:</w:t>
+                            </w:r>
+                          </w:p>
+                        </w:tc>
+                        <w:tc>
+                          <w:tcPr>
+                            <w:tcW w:w="1738" w:type="dxa"/>
+                          </w:tcPr>
+                          <w:p>
+                            <w:pPr>
+                              <w:pStyle w:val="TableParagraph"/>
+                              <w:rPr>
+                                <w:rFonts w:ascii="Times New Roman"/>
+                                <w:sz w:val="18"/>
+                              </w:rPr>
+                            </w:pPr>
+                            <w:r>
+                              <w:rPr>
+                                <w:rFonts w:ascii="Times New Roman"/>
+                                <w:sz w:val="18"/>
+                              </w:rPr>
+                              <w:t>OCTOBER 2025</w:t>
+                            </w:r>
+                          </w:p>
+                        </w:tc>
+                      </w:tr>
+                      <w:tr>
+                        <w:trPr>
+                          <w:trHeight w:val="263"/>
+                        </w:trPr>
+                        <w:tc>
+                          <w:tcPr>
+                            <w:tcW w:w="1656" w:type="dxa"/>
+                            <w:shd w:val="clear" w:color="auto" w:fill="D9D9D9"/>
+                          </w:tcPr>
+                          <w:p>
+                            <w:pPr>
+                              <w:pStyle w:val="TableParagraph"/>
+                              <w:spacing w:line="244" w:lineRule="exact"/>
+                              <w:ind w:left="110"/>
+                              <w:rPr>
+                                <w:b/>
+                              </w:rPr>
+                            </w:pPr>
+                            <w:r>
+                              <w:rPr>
+                                <w:b/>
+                              </w:rPr>
+                              <w:t>Meeting</w:t>
+                            </w:r>
+                            <w:r>
+                              <w:rPr>
+                                <w:b/>
+                                <w:spacing w:val="-4"/>
+                              </w:rPr>
+                              <w:t xml:space="preserve"> </w:t>
+                            </w:r>
+                            <w:r>
+                              <w:rPr>
+                                <w:b/>
+                                <w:spacing w:val="-5"/>
+                              </w:rPr>
+                              <w:t>No:</w:t>
+                            </w:r>
+                          </w:p>
+                        </w:tc>
+                        <w:tc>
+                          <w:tcPr>
+                            <w:tcW w:w="1738" w:type="dxa"/>
+                          </w:tcPr>
+                          <w:p>
+                            <w:pPr>
+                              <w:pStyle w:val="TableParagraph"/>
+                              <w:rPr>
+                                <w:rFonts w:ascii="Times New Roman"/>
+                                <w:sz w:val="18"/>
+                              </w:rPr>
+                            </w:pPr>
+                            <w:r>
+                              <w:rPr>
+                                <w:rFonts w:ascii="Times New Roman"/>
+                                <w:sz w:val="18"/>
+                              </w:rPr>
+                              <w:t>9</w:t>
+                            </w:r>
+                          </w:p>
+                        </w:tc>
+                      </w:tr>
+                    </w:tbl>
+                    <w:p>
+                      <w:pPr>
+                        <w:pStyle w:val="BodyText"/>
+                      </w:pPr>
+                    </w:p>
+                  </w:txbxContent>
+                </v:textbox>
+                <w10:wrap type="topAndBottom" anchorx="page"/>
+              </v:shape>
+            </w:pict>
+          </mc:Fallback>
+        </mc:AlternateContent>
+      </w:r>
+      <w:r>
+        <w:rPr>
+          <w:noProof/>
+          <w:lang w:val="en-MY" w:eastAsia="en-MY"/>
+        </w:rPr>
+        <mc:AlternateContent>
+          <mc:Choice Requires="wps">
+            <w:drawing>
+              <wp:anchor distT="0" distB="0" distL="0" distR="0" simplePos="0" relativeHeight="251681792" behindDoc="1" locked="0" layoutInCell="1" allowOverlap="1" wp14:anchorId="59DCA3F3" wp14:editId="008A87EF">
+                <wp:simplePos x="0" y="0"/>
+                <wp:positionH relativeFrom="page">
+                  <wp:posOffset>4499736</wp:posOffset>
+                </wp:positionH>
+                <wp:positionV relativeFrom="paragraph">
+                  <wp:posOffset>181115</wp:posOffset>
+                </wp:positionV>
+                <wp:extent cx="2162175" cy="352425"/>
+                <wp:effectExtent l="0" t="0" r="0" b="0"/>
+                <wp:wrapTopAndBottom/>
+                <wp:docPr id="891129193" name="Textbox 7"/>
+                <wp:cNvGraphicFramePr>
+                  <a:graphicFrameLocks xmlns:a="http://schemas.openxmlformats.org/drawingml/2006/main"/>
+                </wp:cNvGraphicFramePr>
+                <a:graphic xmlns:a="http://schemas.openxmlformats.org/drawingml/2006/main">
+                  <a:graphicData uri="http://schemas.microsoft.com/office/word/2010/wordprocessingShape">
+                    <wps:wsp>
+                      <wps:cNvSpPr txBox="1">
+                        <a:spLocks/>
+                      </wps:cNvSpPr>
+                      <wps:spPr>
+                        <a:xfrm>
+                          <a:off x="0" y="0"/>
+                          <a:ext cx="2162175" cy="352425"/>
+                        </a:xfrm>
+                        <a:prstGeom prst="rect">
+                          <a:avLst/>
+                        </a:prstGeom>
+                      </wps:spPr>
+                      <wps:txbx>
+                        <w:txbxContent>
+                          <w:tbl>
+                            <w:tblPr>
+                              <w:tblW w:w="0" w:type="auto"/>
+                              <w:tblInd w:w="5" w:type="dxa"/>
+                              <w:tblBorders>
+                                <w:top w:val="single" w:sz="4" w:space="0" w:color="000000"/>
+                                <w:left w:val="single" w:sz="4" w:space="0" w:color="000000"/>
+                                <w:bottom w:val="single" w:sz="4" w:space="0" w:color="000000"/>
+                                <w:right w:val="single" w:sz="4" w:space="0" w:color="000000"/>
+                                <w:insideH w:val="single" w:sz="4" w:space="0" w:color="000000"/>
+                                <w:insideV w:val="single" w:sz="4" w:space="0" w:color="000000"/>
+                              </w:tblBorders>
+                              <w:tblLayout w:type="fixed"/>
+                              <w:tblCellMar>
+                                <w:left w:w="0" w:type="dxa"/>
+                                <w:right w:w="0" w:type="dxa"/>
+                              </w:tblCellMar>
+                              <w:tblLook w:val="01E0" w:firstRow="1" w:lastRow="1" w:firstColumn="1" w:lastColumn="1" w:noHBand="0" w:noVBand="0"/>
+                            </w:tblPr>
+                            <w:tblGrid>
+                              <w:gridCol w:w="1657"/>
+                              <w:gridCol w:w="1738"/>
+                            </w:tblGrid>
+                            <w:tr>
+                              <w:trPr>
+                                <w:trHeight w:val="263"/>
+                              </w:trPr>
+                              <w:tc>
+                                <w:tcPr>
+                                  <w:tcW w:w="1657" w:type="dxa"/>
+                                  <w:shd w:val="clear" w:color="auto" w:fill="D9D9D9"/>
+                                </w:tcPr>
+                                <w:p>
+                                  <w:pPr>
+                                    <w:pStyle w:val="TableParagraph"/>
+                                    <w:spacing w:line="244" w:lineRule="exact"/>
+                                    <w:ind w:left="107"/>
+                                    <w:rPr>
+                                      <w:b/>
+                                    </w:rPr>
+                                  </w:pPr>
+                                  <w:r>
+                                    <w:rPr>
+                                      <w:b/>
+                                      <w:spacing w:val="-2"/>
+                                    </w:rPr>
+                                    <w:t>Week:</w:t>
+                                  </w:r>
+                                </w:p>
+                              </w:tc>
+                              <w:tc>
+                                <w:tcPr>
+                                  <w:tcW w:w="1738" w:type="dxa"/>
+                                </w:tcPr>
+                                <w:p>
+                                  <w:pPr>
+                                    <w:pStyle w:val="TableParagraph"/>
+                                    <w:rPr>
+                                      <w:rFonts w:ascii="Times New Roman"/>
+                                      <w:sz w:val="18"/>
+                                    </w:rPr>
+                                  </w:pPr>
+                                  <w:r>
+                                    <w:rPr>
+                                      <w:rFonts w:ascii="Times New Roman"/>
+                                      <w:sz w:val="18"/>
+                                    </w:rPr>
+                                    <w:t>1</w:t>
+                                  </w:r>
+                                  <w:r>
+                                    <w:rPr>
+                                      <w:rFonts w:ascii="Times New Roman"/>
+                                      <w:sz w:val="18"/>
+                                    </w:rPr>
+                                    <w:t>3</w:t>
+                                  </w:r>
+                                </w:p>
+                              </w:tc>
+                            </w:tr>
+                            <w:tr>
+                              <w:trPr>
+                                <w:trHeight w:val="261"/>
+                              </w:trPr>
+                              <w:tc>
+                                <w:tcPr>
+                                  <w:tcW w:w="1657" w:type="dxa"/>
+                                  <w:shd w:val="clear" w:color="auto" w:fill="D9D9D9"/>
+                                </w:tcPr>
+                                <w:p>
+                                  <w:pPr>
+                                    <w:pStyle w:val="TableParagraph"/>
+                                    <w:spacing w:line="241" w:lineRule="exact"/>
+                                    <w:ind w:left="107"/>
+                                    <w:rPr>
+                                      <w:b/>
+                                    </w:rPr>
+                                  </w:pPr>
+                                  <w:r>
+                                    <w:rPr>
+                                      <w:b/>
+                                      <w:spacing w:val="-2"/>
+                                    </w:rPr>
+                                    <w:t>Date:</w:t>
+                                  </w:r>
+                                </w:p>
+                              </w:tc>
+                              <w:tc>
+                                <w:tcPr>
+                                  <w:tcW w:w="1738" w:type="dxa"/>
+                                </w:tcPr>
+                                <w:p>
+                                  <w:pPr>
+                                    <w:pStyle w:val="TableParagraph"/>
+                                    <w:rPr>
+                                      <w:rFonts w:ascii="Times New Roman"/>
+                                      <w:sz w:val="18"/>
+                                    </w:rPr>
+                                  </w:pPr>
+                                  <w:r>
+                                    <w:rPr>
+                                      <w:rFonts w:ascii="Times New Roman"/>
+                                      <w:sz w:val="18"/>
+                                    </w:rPr>
+                                    <w:t>06/01/2026</w:t>
+                                  </w:r>
+                                </w:p>
+                              </w:tc>
+                            </w:tr>
+                          </w:tbl>
+                          <w:p>
+                            <w:pPr>
+                              <w:pStyle w:val="BodyText"/>
+                            </w:pPr>
+                          </w:p>
+                        </w:txbxContent>
+                      </wps:txbx>
+                      <wps:bodyPr wrap="square" lIns="0" tIns="0" rIns="0" bIns="0" rtlCol="0">
+                        <a:noAutofit/>
+                      </wps:bodyPr>
+                    </wps:wsp>
+                  </a:graphicData>
+                </a:graphic>
+              </wp:anchor>
+            </w:drawing>
+          </mc:Choice>
+          <mc:Fallback>
+            <w:pict>
+              <v:shape w14:anchorId="59DCA3F3" id="_x0000_s1043" type="#_x0000_t202" style="position:absolute;margin-left:354.3pt;margin-top:14.25pt;width:170.25pt;height:27.75pt;z-index:-251634688;visibility:visible;mso-wrap-style:square;mso-wrap-distance-left:0;mso-wrap-distance-top:0;mso-wrap-distance-right:0;mso-wrap-distance-bottom:0;mso-position-horizontal:absolute;mso-position-horizontal-relative:page;mso-position-vertical:absolute;mso-position-vertical-relative:text;v-text-anchor:top" o:gfxdata="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" filled="f" stroked="f">
+                <v:textbox inset="0,0,0,0">
+                  <w:txbxContent>
+                    <w:tbl>
+                      <w:tblPr>
+                        <w:tblW w:w="0" w:type="auto"/>
+                        <w:tblInd w:w="5" w:type="dxa"/>
+                        <w:tblBorders>
+                          <w:top w:val="single" w:sz="4" w:space="0" w:color="000000"/>
+                          <w:left w:val="single" w:sz="4" w:space="0" w:color="000000"/>
+                          <w:bottom w:val="single" w:sz="4" w:space="0" w:color="000000"/>
+                          <w:right w:val="single" w:sz="4" w:space="0" w:color="000000"/>
+                          <w:insideH w:val="single" w:sz="4" w:space="0" w:color="000000"/>
+                          <w:insideV w:val="single" w:sz="4" w:space="0" w:color="000000"/>
+                        </w:tblBorders>
+                        <w:tblLayout w:type="fixed"/>
+                        <w:tblCellMar>
+                          <w:left w:w="0" w:type="dxa"/>
+                          <w:right w:w="0" w:type="dxa"/>
+                        </w:tblCellMar>
+                        <w:tblLook w:val="01E0" w:firstRow="1" w:lastRow="1" w:firstColumn="1" w:lastColumn="1" w:noHBand="0" w:noVBand="0"/>
+                      </w:tblPr>
+                      <w:tblGrid>
+                        <w:gridCol w:w="1657"/>
+                        <w:gridCol w:w="1738"/>
+                      </w:tblGrid>
+                      <w:tr>
+                        <w:trPr>
+                          <w:trHeight w:val="263"/>
+                        </w:trPr>
+                        <w:tc>
+                          <w:tcPr>
+                            <w:tcW w:w="1657" w:type="dxa"/>
+                            <w:shd w:val="clear" w:color="auto" w:fill="D9D9D9"/>
+                          </w:tcPr>
+                          <w:p>
+                            <w:pPr>
+                              <w:pStyle w:val="TableParagraph"/>
+                              <w:spacing w:line="244" w:lineRule="exact"/>
+                              <w:ind w:left="107"/>
+                              <w:rPr>
+                                <w:b/>
+                              </w:rPr>
+                            </w:pPr>
+                            <w:r>
+                              <w:rPr>
+                                <w:b/>
+                                <w:spacing w:val="-2"/>
+                              </w:rPr>
+                              <w:t>Week:</w:t>
+                            </w:r>
+                          </w:p>
+                        </w:tc>
+                        <w:tc>
+                          <w:tcPr>
+                            <w:tcW w:w="1738" w:type="dxa"/>
+                          </w:tcPr>
+                          <w:p>
+                            <w:pPr>
+                              <w:pStyle w:val="TableParagraph"/>
+                              <w:rPr>
+                                <w:rFonts w:ascii="Times New Roman"/>
+                                <w:sz w:val="18"/>
+                              </w:rPr>
+                            </w:pPr>
+                            <w:r>
+                              <w:rPr>
+                                <w:rFonts w:ascii="Times New Roman"/>
+                                <w:sz w:val="18"/>
+                              </w:rPr>
+                              <w:t>1</w:t>
+                            </w:r>
+                            <w:r>
+                              <w:rPr>
+                                <w:rFonts w:ascii="Times New Roman"/>
+                                <w:sz w:val="18"/>
+                              </w:rPr>
+                              <w:t>3</w:t>
+                            </w:r>
+                          </w:p>
+                        </w:tc>
+                      </w:tr>
+                      <w:tr>
+                        <w:trPr>
+                          <w:trHeight w:val="261"/>
+                        </w:trPr>
+                        <w:tc>
+                          <w:tcPr>
+                            <w:tcW w:w="1657" w:type="dxa"/>
+                            <w:shd w:val="clear" w:color="auto" w:fill="D9D9D9"/>
+                          </w:tcPr>
+                          <w:p>
+                            <w:pPr>
+                              <w:pStyle w:val="TableParagraph"/>
+                              <w:spacing w:line="241" w:lineRule="exact"/>
+                              <w:ind w:left="107"/>
+                              <w:rPr>
+                                <w:b/>
+                              </w:rPr>
+                            </w:pPr>
+                            <w:r>
+                              <w:rPr>
+                                <w:b/>
+                                <w:spacing w:val="-2"/>
+                              </w:rPr>
+                              <w:t>Date:</w:t>
+                            </w:r>
+                          </w:p>
+                        </w:tc>
+                        <w:tc>
+                          <w:tcPr>
+                            <w:tcW w:w="1738" w:type="dxa"/>
+                          </w:tcPr>
+                          <w:p>
+                            <w:pPr>
+                              <w:pStyle w:val="TableParagraph"/>
+                              <w:rPr>
+                                <w:rFonts w:ascii="Times New Roman"/>
+                                <w:sz w:val="18"/>
+                              </w:rPr>
+                            </w:pPr>
+                            <w:r>
+                              <w:rPr>
+                                <w:rFonts w:ascii="Times New Roman"/>
+                                <w:sz w:val="18"/>
+                              </w:rPr>
+                              <w:t>06/01/2026</w:t>
+                            </w:r>
+                          </w:p>
+                        </w:tc>
+                      </w:tr>
+                    </w:tbl>
+                    <w:p>
+                      <w:pPr>
+                        <w:pStyle w:val="BodyText"/>
+                      </w:pPr>
+                    </w:p>
+                  </w:txbxContent>
+                </v:textbox>
+                <w10:wrap type="topAndBottom" anchorx="page"/>
+              </v:shape>
+            </w:pict>
+          </mc:Fallback>
+        </mc:AlternateContent>
+      </w:r>
+    </w:p>
+    <w:p>
+      <w:pPr>
+        <w:pStyle w:val="BodyText"/>
+        <w:rPr>
+          <w:sz w:val="20"/>
+        </w:rPr>
+      </w:pPr>
+    </w:p>
+    <w:p>
+      <w:pPr>
+        <w:pStyle w:val="BodyText"/>
+        <w:spacing w:before="29"/>
+        <w:rPr>
+          <w:sz w:val="20"/>
+        </w:rPr>
+      </w:pPr>
+    </w:p>
+    <w:tbl>
+      <w:tblPr>
+        <w:tblW w:w="0" w:type="auto"/>
+        <w:tblInd w:w="117" w:type="dxa"/>
+        <w:tblBorders>
+          <w:top w:val="single" w:sz="4" w:space="0" w:color="000000"/>
+          <w:left w:val="single" w:sz="4" w:space="0" w:color="000000"/>
+          <w:bottom w:val="single" w:sz="4" w:space="0" w:color="000000"/>
+          <w:right w:val="single" w:sz="4" w:space="0" w:color="000000"/>
+          <w:insideH w:val="single" w:sz="4" w:space="0" w:color="000000"/>
+          <w:insideV w:val="single" w:sz="4" w:space="0" w:color="000000"/>
+        </w:tblBorders>
+        <w:tblLayout w:type="fixed"/>
+        <w:tblCellMar>
+          <w:left w:w="0" w:type="dxa"/>
+          <w:right w:w="0" w:type="dxa"/>
+        </w:tblCellMar>
+        <w:tblLook w:val="01E0" w:firstRow="1" w:lastRow="1" w:firstColumn="1" w:lastColumn="1" w:noHBand="0" w:noVBand="0"/>
+      </w:tblPr>
+      <w:tblGrid>
+        <w:gridCol w:w="5939"/>
+        <w:gridCol w:w="3160"/>
+      </w:tblGrid>
+      <w:tr>
+        <w:trPr>
+          <w:trHeight w:val="254"/>
+        </w:trPr>
+        <w:tc>
+          <w:tcPr>
+            <w:tcW w:w="9099" w:type="dxa"/>
+            <w:gridSpan w:val="2"/>
+            <w:shd w:val="clear" w:color="auto" w:fill="D9D9D9"/>
+          </w:tcPr>
+          <w:p>
+            <w:pPr>
+              <w:pStyle w:val="TableParagraph"/>
+              <w:spacing w:line="234" w:lineRule="exact"/>
+              <w:ind w:left="5"/>
+              <w:jc w:val="center"/>
+              <w:rPr>
+                <w:b/>
+              </w:rPr>
+            </w:pPr>
+            <w:r>
+              <w:rPr>
+                <w:b/>
+              </w:rPr>
+              <w:t>Progress</w:t>
+            </w:r>
+            <w:r>
+              <w:rPr>
+                <w:b/>
+                <w:spacing w:val="-7"/>
+              </w:rPr>
+              <w:t xml:space="preserve"> </w:t>
+            </w:r>
+            <w:r>
+              <w:rPr>
+                <w:b/>
+              </w:rPr>
+              <w:t>(by</w:t>
+            </w:r>
+            <w:r>
+              <w:rPr>
+                <w:b/>
+                <w:spacing w:val="-8"/>
+              </w:rPr>
+              <w:t xml:space="preserve"> </w:t>
+            </w:r>
+            <w:r>
+              <w:rPr>
+                <w:b/>
+                <w:spacing w:val="-2"/>
+              </w:rPr>
+              <w:t>Student)</w:t>
+            </w:r>
+          </w:p>
+        </w:tc>
+      </w:tr>
+      <w:tr>
+        <w:trPr>
+          <w:trHeight w:val="7843"/>
+        </w:trPr>
+        <w:tc>
+          <w:tcPr>
+            <w:tcW w:w="9099" w:type="dxa"/>
+            <w:gridSpan w:val="2"/>
+          </w:tcPr>
+          <w:p>
+            <w:pPr>
+              <w:pStyle w:val="TableParagraph"/>
+              <w:spacing w:line="360" w:lineRule="auto"/>
+              <w:rPr>
+                <w:rFonts w:ascii="Times New Roman"/>
+              </w:rPr>
+            </w:pPr>
+            <w:r>
+              <w:rPr>
+                <w:rFonts w:ascii="Times New Roman"/>
+              </w:rPr>
+              <w:t>For this meeting, I showed my supervisor the progress of my prototype, which is about 30% done. I have already built the basic layout of the messaging app and started coding the Zero-Knowledge Proof (ZKP) login part. We also went through my final presentation slides to make sure the flow is clear for the examiners. The supervisor gave me some tips on how to present the AI threat detection part effectively</w:t>
+            </w:r>
+            <w:r>
+              <w:rPr>
+                <w:rFonts w:ascii="Times New Roman"/>
+              </w:rPr>
+              <w:t>.</w:t>
+            </w:r>
+          </w:p>
+        </w:tc>
+      </w:tr>
+      <w:tr>
+        <w:trPr>
+          <w:trHeight w:val="251"/>
+        </w:trPr>
+        <w:tc>
+          <w:tcPr>
+            <w:tcW w:w="5939" w:type="dxa"/>
+            <w:shd w:val="clear" w:color="auto" w:fill="F1F1F1"/>
+          </w:tcPr>
+          <w:p>
+            <w:pPr>
+              <w:pStyle w:val="TableParagraph"/>
+              <w:spacing w:line="232" w:lineRule="exact"/>
+              <w:ind w:left="1562"/>
+              <w:rPr>
+                <w:b/>
+              </w:rPr>
+            </w:pPr>
+            <w:r>
+              <w:rPr>
+                <w:b/>
+              </w:rPr>
+              <w:t>Comments</w:t>
+            </w:r>
+            <w:r>
+              <w:rPr>
+                <w:b/>
+                <w:spacing w:val="-6"/>
+              </w:rPr>
+              <w:t xml:space="preserve"> </w:t>
+            </w:r>
+            <w:r>
+              <w:rPr>
+                <w:b/>
+              </w:rPr>
+              <w:t>(by</w:t>
+            </w:r>
+            <w:r>
+              <w:rPr>
+                <w:b/>
+                <w:spacing w:val="-9"/>
+              </w:rPr>
+              <w:t xml:space="preserve"> </w:t>
+            </w:r>
+            <w:r>
+              <w:rPr>
+                <w:b/>
+                <w:spacing w:val="-2"/>
+              </w:rPr>
+              <w:t>Supervisor)</w:t>
+            </w:r>
+          </w:p>
+        </w:tc>
+        <w:tc>
+          <w:tcPr>
+            <w:tcW w:w="3160" w:type="dxa"/>
+            <w:shd w:val="clear" w:color="auto" w:fill="F1F1F1"/>
+          </w:tcPr>
+          <w:p>
+            <w:pPr>
+              <w:pStyle w:val="TableParagraph"/>
+              <w:spacing w:line="232" w:lineRule="exact"/>
+              <w:ind w:left="515"/>
+              <w:rPr>
+                <w:b/>
+              </w:rPr>
+            </w:pPr>
+            <w:r>
+              <w:rPr>
+                <w:b/>
+              </w:rPr>
+              <w:t>Signature</w:t>
+            </w:r>
+            <w:r>
+              <w:rPr>
+                <w:b/>
+                <w:spacing w:val="-8"/>
+              </w:rPr>
+              <w:t xml:space="preserve"> </w:t>
+            </w:r>
+            <w:r>
+              <w:rPr>
+                <w:b/>
+              </w:rPr>
+              <w:t>and</w:t>
+            </w:r>
+            <w:r>
+              <w:rPr>
+                <w:b/>
+                <w:spacing w:val="-4"/>
+              </w:rPr>
+              <w:t xml:space="preserve"> Name</w:t>
+            </w:r>
+          </w:p>
+        </w:tc>
+      </w:tr>
+      <w:tr>
+        <w:trPr>
+          <w:trHeight w:val="3796"/>
+        </w:trPr>
+        <w:tc>
+          <w:tcPr>
+            <w:tcW w:w="5939" w:type="dxa"/>
+          </w:tcPr>
+          <w:p>
+            <w:pPr>
+              <w:pStyle w:val="TableParagraph"/>
+              <w:rPr>
+                <w:rFonts w:ascii="Times New Roman"/>
+              </w:rPr>
+            </w:pPr>
+          </w:p>
+        </w:tc>
+        <w:tc>
+          <w:tcPr>
+            <w:tcW w:w="3160" w:type="dxa"/>
+          </w:tcPr>
+          <w:p>
+            <w:pPr>
+              <w:pStyle w:val="TableParagraph"/>
+              <w:rPr>
+                <w:rFonts w:ascii="Times New Roman"/>
+              </w:rPr>
+            </w:pPr>
+          </w:p>
+        </w:tc>
+      </w:tr>
+    </w:tbl>
+    <w:p>
+      <w:pPr>
         <w:pStyle w:val="TableParagraph"/>
         <w:rPr>
           <w:rFonts w:ascii="Times New Roman"/>
@@ -11941,6 +12750,18 @@
         <w:tabs>
           <w:tab w:val="left" w:pos="4104"/>
         </w:tabs>
+      </w:pPr>
+    </w:p>
+    <w:p>
+      <w:pPr>
+        <w:pStyle w:val="BodyText"/>
+        <w:tabs>
+          <w:tab w:val="left" w:pos="4104"/>
+        </w:tabs>
+        <w:rPr>
+          <w:b/>
+          <w:bCs/>
+        </w:rPr>
       </w:pPr>
     </w:p>
     <w:sectPr>
@@ -11954,7 +12775,7 @@
 </file>
 
 <file path=word/endnotes.xml><?xml version="1.0" encoding="utf-8"?>
-<w:endnotes xmlns:wpc="http://schemas.microsoft.com/office/word/2010/wordprocessingCanvas" xmlns:cx="http://schemas.microsoft.com/office/drawing/2014/chartex" xmlns:cx1="http://schemas.microsoft.com/office/drawing/2015/9/8/chartex" xmlns:cx2="http://schemas.microsoft.com/office/drawing/2015/10/21/chartex" xmlns:cx3="http://schemas.microsoft.com/office/drawing/2016/5/9/chartex" xmlns:cx4="http://schemas.microsoft.com/office/drawing/2016/5/10/chartex" xmlns:cx5="http://schemas.microsoft.com/office/drawing/2016/5/11/chartex" xmlns:cx6="http://schemas.microsoft.com/office/drawing/2016/5/12/chartex" xmlns:cx7="http://schemas.microsoft.com/office/drawing/2016/5/13/chartex" xmlns:cx8="http://schemas.microsoft.com/office/drawing/2016/5/14/chartex" xmlns:mc="http://schemas.openxmlformats.org/markup-compatibility/2006" xmlns:aink="http://schemas.microsoft.com/office/drawing/2016/ink" xmlns:am3d="http://schemas.microsoft.com/office/drawing/2017/model3d" xmlns:o="urn:schemas-microsoft-com:office:office" xmlns:oel="http://schemas.microsoft.com/office/2019/extlst" xmlns:r="http://schemas.openxmlformats.org/officeDocument/2006/relationships" xmlns:m="http://schemas.openxmlformats.org/officeDocument/2006/math" xmlns:v="urn:schemas-microsoft-com:vml" xmlns:wp14="http://schemas.microsoft.com/office/word/2010/wordprocessingDrawing" xmlns:wp="http://schemas.openxmlformats.org/drawingml/2006/wordprocessingDrawing" xmlns:w10="urn:schemas-microsoft-com:office:word" xmlns:w="http://schemas.openxmlformats.org/wordprocessingml/2006/main" xmlns:w14="http://schemas.microsoft.com/office/word/2010/wordml" xmlns:w15="http://schemas.microsoft.com/office/word/2012/wordml" xmlns:w16cex="http://schemas.microsoft.com/office/word/2018/wordml/cex" xmlns:w16cid="http://schemas.microsoft.com/office/word/2016/wordml/cid" xmlns:w16="http://schemas.microsoft.com/office/word/2018/wordml" xmlns:w16du="http://schemas.microsoft.com/office/word/2023/wordml/word16du" xmlns:w16sdtdh="http://schemas.microsoft.com/office/word/2020/wordml/sdtdatahash" xmlns:w16se="http://schemas.microsoft.com/office/word/2015/wordml/symex" xmlns:wpg="http://schemas.microsoft.com/office/word/2010/wordprocessingGroup" xmlns:wpi="http://schemas.microsoft.com/office/word/2010/wordprocessingInk" xmlns:wne="http://schemas.microsoft.com/office/word/2006/wordml" xmlns:wps="http://schemas.microsoft.com/office/word/2010/wordprocessingShape" mc:Ignorable="w14 w15 w16se w16cid w16 w16cex w16sdtdh w16du wp14">
+<w:endnotes xmlns:wpc="http://schemas.microsoft.com/office/word/2010/wordprocessingCanvas" xmlns:cx="http://schemas.microsoft.com/office/drawing/2014/chartex" xmlns:cx1="http://schemas.microsoft.com/office/drawing/2015/9/8/chartex" xmlns:cx2="http://schemas.microsoft.com/office/drawing/2015/10/21/chartex" xmlns:cx3="http://schemas.microsoft.com/office/drawing/2016/5/9/chartex" xmlns:cx4="http://schemas.microsoft.com/office/drawing/2016/5/10/chartex" xmlns:cx5="http://schemas.microsoft.com/office/drawing/2016/5/11/chartex" xmlns:cx6="http://schemas.microsoft.com/office/drawing/2016/5/12/chartex" xmlns:cx7="http://schemas.microsoft.com/office/drawing/2016/5/13/chartex" xmlns:cx8="http://schemas.microsoft.com/office/drawing/2016/5/14/chartex" xmlns:mc="http://schemas.openxmlformats.org/markup-compatibility/2006" xmlns:aink="http://schemas.microsoft.com/office/drawing/2016/ink" xmlns:am3d="http://schemas.microsoft.com/office/drawing/2017/model3d" xmlns:o="urn:schemas-microsoft-com:office:office" xmlns:oel="http://schemas.microsoft.com/office/2019/extlst" xmlns:r="http://schemas.openxmlformats.org/officeDocument/2006/relationships" xmlns:m="http://schemas.openxmlformats.org/officeDocument/2006/math" xmlns:v="urn:schemas-microsoft-com:vml" xmlns:wp14="http://schemas.microsoft.com/office/word/2010/wordprocessingDrawing" xmlns:wp="http://schemas.openxmlformats.org/drawingml/2006/wordprocessingDrawing" xmlns:w10="urn:schemas-microsoft-com:office:word" xmlns:w="http://schemas.openxmlformats.org/wordprocessingml/2006/main" xmlns:w14="http://schemas.microsoft.com/office/word/2010/wordml" xmlns:w15="http://schemas.microsoft.com/office/word/2012/wordml" xmlns:w16cex="http://schemas.microsoft.com/office/word/2018/wordml/cex" xmlns:w16cid="http://schemas.microsoft.com/office/word/2016/wordml/cid" xmlns:w16="http://schemas.microsoft.com/office/word/2018/wordml" xmlns:w16du="http://schemas.microsoft.com/office/word/2023/wordml/word16du" xmlns:w16sdtdh="http://schemas.microsoft.com/office/word/2020/wordml/sdtdatahash" xmlns:w16sdtfl="http://schemas.microsoft.com/office/word/2024/wordml/sdtformatlock" xmlns:w16se="http://schemas.microsoft.com/office/word/2015/wordml/symex" xmlns:wpg="http://schemas.microsoft.com/office/word/2010/wordprocessingGroup" xmlns:wpi="http://schemas.microsoft.com/office/word/2010/wordprocessingInk" xmlns:wne="http://schemas.microsoft.com/office/word/2006/wordml" xmlns:wps="http://schemas.microsoft.com/office/word/2010/wordprocessingShape" mc:Ignorable="w14 w15 w16se w16cid w16 w16cex w16sdtdh w16sdtfl w16du wp14">
   <w:endnote w:type="separator" w:id="-1">
     <w:p>
       <w:r>
@@ -11973,7 +12794,7 @@
 </file>
 
 <file path=word/footnotes.xml><?xml version="1.0" encoding="utf-8"?>
-<w:footnotes xmlns:wpc="http://schemas.microsoft.com/office/word/2010/wordprocessingCanvas" xmlns:cx="http://schemas.microsoft.com/office/drawing/2014/chartex" xmlns:cx1="http://schemas.microsoft.com/office/drawing/2015/9/8/chartex" xmlns:cx2="http://schemas.microsoft.com/office/drawing/2015/10/21/chartex" xmlns:cx3="http://schemas.microsoft.com/office/drawing/2016/5/9/chartex" xmlns:cx4="http://schemas.microsoft.com/office/drawing/2016/5/10/chartex" xmlns:cx5="http://schemas.microsoft.com/office/drawing/2016/5/11/chartex" xmlns:cx6="http://schemas.microsoft.com/office/drawing/2016/5/12/chartex" xmlns:cx7="http://schemas.microsoft.com/office/drawing/2016/5/13/chartex" xmlns:cx8="http://schemas.microsoft.com/office/drawing/2016/5/14/chartex" xmlns:mc="http://schemas.openxmlformats.org/markup-compatibility/2006" xmlns:aink="http://schemas.microsoft.com/office/drawing/2016/ink" xmlns:am3d="http://schemas.microsoft.com/office/drawing/2017/model3d" xmlns:o="urn:schemas-microsoft-com:office:office" xmlns:oel="http://schemas.microsoft.com/office/2019/extlst" xmlns:r="http://schemas.openxmlformats.org/officeDocument/2006/relationships" xmlns:m="http://schemas.openxmlformats.org/officeDocument/2006/math" xmlns:v="urn:schemas-microsoft-com:vml" xmlns:wp14="http://schemas.microsoft.com/office/word/2010/wordprocessingDrawing" xmlns:wp="http://schemas.openxmlformats.org/drawingml/2006/wordprocessingDrawing" xmlns:w10="urn:schemas-microsoft-com:office:word" xmlns:w="http://schemas.openxmlformats.org/wordprocessingml/2006/main" xmlns:w14="http://schemas.microsoft.com/office/word/2010/wordml" xmlns:w15="http://schemas.microsoft.com/office/word/2012/wordml" xmlns:w16cex="http://schemas.microsoft.com/office/word/2018/wordml/cex" xmlns:w16cid="http://schemas.microsoft.com/office/word/2016/wordml/cid" xmlns:w16="http://schemas.microsoft.com/office/word/2018/wordml" xmlns:w16du="http://schemas.microsoft.com/office/word/2023/wordml/word16du" xmlns:w16sdtdh="http://schemas.microsoft.com/office/word/2020/wordml/sdtdatahash" xmlns:w16se="http://schemas.microsoft.com/office/word/2015/wordml/symex" xmlns:wpg="http://schemas.microsoft.com/office/word/2010/wordprocessingGroup" xmlns:wpi="http://schemas.microsoft.com/office/word/2010/wordprocessingInk" xmlns:wne="http://schemas.microsoft.com/office/word/2006/wordml" xmlns:wps="http://schemas.microsoft.com/office/word/2010/wordprocessingShape" mc:Ignorable="w14 w15 w16se w16cid w16 w16cex w16sdtdh w16du wp14">
+<w:footnotes xmlns:wpc="http://schemas.microsoft.com/office/word/2010/wordprocessingCanvas" xmlns:cx="http://schemas.microsoft.com/office/drawing/2014/chartex" xmlns:cx1="http://schemas.microsoft.com/office/drawing/2015/9/8/chartex" xmlns:cx2="http://schemas.microsoft.com/office/drawing/2015/10/21/chartex" xmlns:cx3="http://schemas.microsoft.com/office/drawing/2016/5/9/chartex" xmlns:cx4="http://schemas.microsoft.com/office/drawing/2016/5/10/chartex" xmlns:cx5="http://schemas.microsoft.com/office/drawing/2016/5/11/chartex" xmlns:cx6="http://schemas.microsoft.com/office/drawing/2016/5/12/chartex" xmlns:cx7="http://schemas.microsoft.com/office/drawing/2016/5/13/chartex" xmlns:cx8="http://schemas.microsoft.com/office/drawing/2016/5/14/chartex" xmlns:mc="http://schemas.openxmlformats.org/markup-compatibility/2006" xmlns:aink="http://schemas.microsoft.com/office/drawing/2016/ink" xmlns:am3d="http://schemas.microsoft.com/office/drawing/2017/model3d" xmlns:o="urn:schemas-microsoft-com:office:office" xmlns:oel="http://schemas.microsoft.com/office/2019/extlst" xmlns:r="http://schemas.openxmlformats.org/officeDocument/2006/relationships" xmlns:m="http://schemas.openxmlformats.org/officeDocument/2006/math" xmlns:v="urn:schemas-microsoft-com:vml" xmlns:wp14="http://schemas.microsoft.com/office/word/2010/wordprocessingDrawing" xmlns:wp="http://schemas.openxmlformats.org/drawingml/2006/wordprocessingDrawing" xmlns:w10="urn:schemas-microsoft-com:office:word" xmlns:w="http://schemas.openxmlformats.org/wordprocessingml/2006/main" xmlns:w14="http://schemas.microsoft.com/office/word/2010/wordml" xmlns:w15="http://schemas.microsoft.com/office/word/2012/wordml" xmlns:w16cex="http://schemas.microsoft.com/office/word/2018/wordml/cex" xmlns:w16cid="http://schemas.microsoft.com/office/word/2016/wordml/cid" xmlns:w16="http://schemas.microsoft.com/office/word/2018/wordml" xmlns:w16du="http://schemas.microsoft.com/office/word/2023/wordml/word16du" xmlns:w16sdtdh="http://schemas.microsoft.com/office/word/2020/wordml/sdtdatahash" xmlns:w16sdtfl="http://schemas.microsoft.com/office/word/2024/wordml/sdtformatlock" xmlns:w16se="http://schemas.microsoft.com/office/word/2015/wordml/symex" xmlns:wpg="http://schemas.microsoft.com/office/word/2010/wordprocessingGroup" xmlns:wpi="http://schemas.microsoft.com/office/word/2010/wordprocessingInk" xmlns:wne="http://schemas.microsoft.com/office/word/2006/wordml" xmlns:wps="http://schemas.microsoft.com/office/word/2010/wordprocessingShape" mc:Ignorable="w14 w15 w16se w16cid w16 w16cex w16sdtdh w16sdtfl w16du wp14">
   <w:footnote w:type="separator" w:id="-1">
     <w:p>
       <w:r>
@@ -11992,7 +12813,7 @@
 </file>
 
 <file path=word/header1.xml><?xml version="1.0" encoding="utf-8"?>
-<w:hdr xmlns:wpc="http://schemas.microsoft.com/office/word/2010/wordprocessingCanvas" xmlns:cx="http://schemas.microsoft.com/office/drawing/2014/chartex" xmlns:cx1="http://schemas.microsoft.com/office/drawing/2015/9/8/chartex" xmlns:cx2="http://schemas.microsoft.com/office/drawing/2015/10/21/chartex" xmlns:cx3="http://schemas.microsoft.com/office/drawing/2016/5/9/chartex" xmlns:cx4="http://schemas.microsoft.com/office/drawing/2016/5/10/chartex" xmlns:cx5="http://schemas.microsoft.com/office/drawing/2016/5/11/chartex" xmlns:cx6="http://schemas.microsoft.com/office/drawing/2016/5/12/chartex" xmlns:cx7="http://schemas.microsoft.com/office/drawing/2016/5/13/chartex" xmlns:cx8="http://schemas.microsoft.com/office/drawing/2016/5/14/chartex" xmlns:mc="http://schemas.openxmlformats.org/markup-compatibility/2006" xmlns:aink="http://schemas.microsoft.com/office/drawing/2016/ink" xmlns:am3d="http://schemas.microsoft.com/office/drawing/2017/model3d" xmlns:o="urn:schemas-microsoft-com:office:office" xmlns:oel="http://schemas.microsoft.com/office/2019/extlst" xmlns:r="http://schemas.openxmlformats.org/officeDocument/2006/relationships" xmlns:m="http://schemas.openxmlformats.org/officeDocument/2006/math" xmlns:v="urn:schemas-microsoft-com:vml" xmlns:wp14="http://schemas.microsoft.com/office/word/2010/wordprocessingDrawing" xmlns:wp="http://schemas.openxmlformats.org/drawingml/2006/wordprocessingDrawing" xmlns:w10="urn:schemas-microsoft-com:office:word" xmlns:w="http://schemas.openxmlformats.org/wordprocessingml/2006/main" xmlns:w14="http://schemas.microsoft.com/office/word/2010/wordml" xmlns:w15="http://schemas.microsoft.com/office/word/2012/wordml" xmlns:w16cex="http://schemas.microsoft.com/office/word/2018/wordml/cex" xmlns:w16cid="http://schemas.microsoft.com/office/word/2016/wordml/cid" xmlns:w16="http://schemas.microsoft.com/office/word/2018/wordml" xmlns:w16du="http://schemas.microsoft.com/office/word/2023/wordml/word16du" xmlns:w16sdtdh="http://schemas.microsoft.com/office/word/2020/wordml/sdtdatahash" xmlns:w16se="http://schemas.microsoft.com/office/word/2015/wordml/symex" xmlns:wpg="http://schemas.microsoft.com/office/word/2010/wordprocessingGroup" xmlns:wpi="http://schemas.microsoft.com/office/word/2010/wordprocessingInk" xmlns:wne="http://schemas.microsoft.com/office/word/2006/wordml" xmlns:wps="http://schemas.microsoft.com/office/word/2010/wordprocessingShape" mc:Ignorable="w14 w15 w16se w16cid w16 w16cex w16sdtdh w16du wp14">
+<w:hdr xmlns:wpc="http://schemas.microsoft.com/office/word/2010/wordprocessingCanvas" xmlns:cx="http://schemas.microsoft.com/office/drawing/2014/chartex" xmlns:cx1="http://schemas.microsoft.com/office/drawing/2015/9/8/chartex" xmlns:cx2="http://schemas.microsoft.com/office/drawing/2015/10/21/chartex" xmlns:cx3="http://schemas.microsoft.com/office/drawing/2016/5/9/chartex" xmlns:cx4="http://schemas.microsoft.com/office/drawing/2016/5/10/chartex" xmlns:cx5="http://schemas.microsoft.com/office/drawing/2016/5/11/chartex" xmlns:cx6="http://schemas.microsoft.com/office/drawing/2016/5/12/chartex" xmlns:cx7="http://schemas.microsoft.com/office/drawing/2016/5/13/chartex" xmlns:cx8="http://schemas.microsoft.com/office/drawing/2016/5/14/chartex" xmlns:mc="http://schemas.openxmlformats.org/markup-compatibility/2006" xmlns:aink="http://schemas.microsoft.com/office/drawing/2016/ink" xmlns:am3d="http://schemas.microsoft.com/office/drawing/2017/model3d" xmlns:o="urn:schemas-microsoft-com:office:office" xmlns:oel="http://schemas.microsoft.com/office/2019/extlst" xmlns:r="http://schemas.openxmlformats.org/officeDocument/2006/relationships" xmlns:m="http://schemas.openxmlformats.org/officeDocument/2006/math" xmlns:v="urn:schemas-microsoft-com:vml" xmlns:wp14="http://schemas.microsoft.com/office/word/2010/wordprocessingDrawing" xmlns:wp="http://schemas.openxmlformats.org/drawingml/2006/wordprocessingDrawing" xmlns:w10="urn:schemas-microsoft-com:office:word" xmlns:w="http://schemas.openxmlformats.org/wordprocessingml/2006/main" xmlns:w14="http://schemas.microsoft.com/office/word/2010/wordml" xmlns:w15="http://schemas.microsoft.com/office/word/2012/wordml" xmlns:w16cex="http://schemas.microsoft.com/office/word/2018/wordml/cex" xmlns:w16cid="http://schemas.microsoft.com/office/word/2016/wordml/cid" xmlns:w16="http://schemas.microsoft.com/office/word/2018/wordml" xmlns:w16du="http://schemas.microsoft.com/office/word/2023/wordml/word16du" xmlns:w16sdtdh="http://schemas.microsoft.com/office/word/2020/wordml/sdtdatahash" xmlns:w16sdtfl="http://schemas.microsoft.com/office/word/2024/wordml/sdtformatlock" xmlns:w16se="http://schemas.microsoft.com/office/word/2015/wordml/symex" xmlns:wpg="http://schemas.microsoft.com/office/word/2010/wordprocessingGroup" xmlns:wpi="http://schemas.microsoft.com/office/word/2010/wordprocessingInk" xmlns:wne="http://schemas.microsoft.com/office/word/2006/wordml" xmlns:wps="http://schemas.microsoft.com/office/word/2010/wordprocessingShape" mc:Ignorable="w14 w15 w16se w16cid w16 w16cex w16sdtdh w16sdtfl w16du wp14">
   <w:p>
     <w:pPr>
       <w:pStyle w:val="BodyText"/>
@@ -12006,7 +12827,7 @@
 </file>
 
 <file path=word/numbering.xml><?xml version="1.0" encoding="utf-8"?>
-<w:numbering xmlns:wpc="http://schemas.microsoft.com/office/word/2010/wordprocessingCanvas" xmlns:cx="http://schemas.microsoft.com/office/drawing/2014/chartex" xmlns:cx1="http://schemas.microsoft.com/office/drawing/2015/9/8/chartex" xmlns:cx2="http://schemas.microsoft.com/office/drawing/2015/10/21/chartex" xmlns:cx3="http://schemas.microsoft.com/office/drawing/2016/5/9/chartex" xmlns:cx4="http://schemas.microsoft.com/office/drawing/2016/5/10/chartex" xmlns:cx5="http://schemas.microsoft.com/office/drawing/2016/5/11/chartex" xmlns:cx6="http://schemas.microsoft.com/office/drawing/2016/5/12/chartex" xmlns:cx7="http://schemas.microsoft.com/office/drawing/2016/5/13/chartex" xmlns:cx8="http://schemas.microsoft.com/office/drawing/2016/5/14/chartex" xmlns:mc="http://schemas.openxmlformats.org/markup-compatibility/2006" xmlns:aink="http://schemas.microsoft.com/office/drawing/2016/ink" xmlns:am3d="http://schemas.microsoft.com/office/drawing/2017/model3d" xmlns:o="urn:schemas-microsoft-com:office:office" xmlns:oel="http://schemas.microsoft.com/office/2019/extlst" xmlns:r="http://schemas.openxmlformats.org/officeDocument/2006/relationships" xmlns:m="http://schemas.openxmlformats.org/officeDocument/2006/math" xmlns:v="urn:schemas-microsoft-com:vml" xmlns:wp14="http://schemas.microsoft.com/office/word/2010/wordprocessingDrawing" xmlns:wp="http://schemas.openxmlformats.org/drawingml/2006/wordprocessingDrawing" xmlns:w10="urn:schemas-microsoft-com:office:word" xmlns:w="http://schemas.openxmlformats.org/wordprocessingml/2006/main" xmlns:w14="http://schemas.microsoft.com/office/word/2010/wordml" xmlns:w15="http://schemas.microsoft.com/office/word/2012/wordml" xmlns:w16cex="http://schemas.microsoft.com/office/word/2018/wordml/cex" xmlns:w16cid="http://schemas.microsoft.com/office/word/2016/wordml/cid" xmlns:w16="http://schemas.microsoft.com/office/word/2018/wordml" xmlns:w16du="http://schemas.microsoft.com/office/word/2023/wordml/word16du" xmlns:w16sdtdh="http://schemas.microsoft.com/office/word/2020/wordml/sdtdatahash" xmlns:w16se="http://schemas.microsoft.com/office/word/2015/wordml/symex" xmlns:wpg="http://schemas.microsoft.com/office/word/2010/wordprocessingGroup" xmlns:wpi="http://schemas.microsoft.com/office/word/2010/wordprocessingInk" xmlns:wne="http://schemas.microsoft.com/office/word/2006/wordml" xmlns:wps="http://schemas.microsoft.com/office/word/2010/wordprocessingShape" mc:Ignorable="w14 w15 w16se w16cid w16 w16cex w16sdtdh w16du wp14">
+<w:numbering xmlns:wpc="http://schemas.microsoft.com/office/word/2010/wordprocessingCanvas" xmlns:cx="http://schemas.microsoft.com/office/drawing/2014/chartex" xmlns:cx1="http://schemas.microsoft.com/office/drawing/2015/9/8/chartex" xmlns:cx2="http://schemas.microsoft.com/office/drawing/2015/10/21/chartex" xmlns:cx3="http://schemas.microsoft.com/office/drawing/2016/5/9/chartex" xmlns:cx4="http://schemas.microsoft.com/office/drawing/2016/5/10/chartex" xmlns:cx5="http://schemas.microsoft.com/office/drawing/2016/5/11/chartex" xmlns:cx6="http://schemas.microsoft.com/office/drawing/2016/5/12/chartex" xmlns:cx7="http://schemas.microsoft.com/office/drawing/2016/5/13/chartex" xmlns:cx8="http://schemas.microsoft.com/office/drawing/2016/5/14/chartex" xmlns:mc="http://schemas.openxmlformats.org/markup-compatibility/2006" xmlns:aink="http://schemas.microsoft.com/office/drawing/2016/ink" xmlns:am3d="http://schemas.microsoft.com/office/drawing/2017/model3d" xmlns:o="urn:schemas-microsoft-com:office:office" xmlns:oel="http://schemas.microsoft.com/office/2019/extlst" xmlns:r="http://schemas.openxmlformats.org/officeDocument/2006/relationships" xmlns:m="http://schemas.openxmlformats.org/officeDocument/2006/math" xmlns:v="urn:schemas-microsoft-com:vml" xmlns:wp14="http://schemas.microsoft.com/office/word/2010/wordprocessingDrawing" xmlns:wp="http://schemas.openxmlformats.org/drawingml/2006/wordprocessingDrawing" xmlns:w10="urn:schemas-microsoft-com:office:word" xmlns:w="http://schemas.openxmlformats.org/wordprocessingml/2006/main" xmlns:w14="http://schemas.microsoft.com/office/word/2010/wordml" xmlns:w15="http://schemas.microsoft.com/office/word/2012/wordml" xmlns:w16cex="http://schemas.microsoft.com/office/word/2018/wordml/cex" xmlns:w16cid="http://schemas.microsoft.com/office/word/2016/wordml/cid" xmlns:w16="http://schemas.microsoft.com/office/word/2018/wordml" xmlns:w16du="http://schemas.microsoft.com/office/word/2023/wordml/word16du" xmlns:w16sdtdh="http://schemas.microsoft.com/office/word/2020/wordml/sdtdatahash" xmlns:w16sdtfl="http://schemas.microsoft.com/office/word/2024/wordml/sdtformatlock" xmlns:w16se="http://schemas.microsoft.com/office/word/2015/wordml/symex" xmlns:wpg="http://schemas.microsoft.com/office/word/2010/wordprocessingGroup" xmlns:wpi="http://schemas.microsoft.com/office/word/2010/wordprocessingInk" xmlns:wne="http://schemas.microsoft.com/office/word/2006/wordml" xmlns:wps="http://schemas.microsoft.com/office/word/2010/wordprocessingShape" mc:Ignorable="w14 w15 w16se w16cid w16 w16cex w16sdtdh w16sdtfl w16du wp14">
   <w:abstractNum w:abstractNumId="0" w15:restartNumberingAfterBreak="0">
     <w:nsid w:val="28BC5EB9"/>
     <w:multiLevelType w:val="hybridMultilevel"/>
@@ -12165,7 +12986,7 @@
 </file>
 
 <file path=word/styles.xml><?xml version="1.0" encoding="utf-8"?>
-<w:styles xmlns:mc="http://schemas.openxmlformats.org/markup-compatibility/2006" xmlns:r="http://schemas.openxmlformats.org/officeDocument/2006/relationships" xmlns:w="http://schemas.openxmlformats.org/wordprocessingml/2006/main" xmlns:w14="http://schemas.microsoft.com/office/word/2010/wordml" xmlns:w15="http://schemas.microsoft.com/office/word/2012/wordml" xmlns:w16cex="http://schemas.microsoft.com/office/word/2018/wordml/cex" xmlns:w16cid="http://schemas.microsoft.com/office/word/2016/wordml/cid" xmlns:w16="http://schemas.microsoft.com/office/word/2018/wordml" xmlns:w16du="http://schemas.microsoft.com/office/word/2023/wordml/word16du" xmlns:w16sdtdh="http://schemas.microsoft.com/office/word/2020/wordml/sdtdatahash" xmlns:w16se="http://schemas.microsoft.com/office/word/2015/wordml/symex" mc:Ignorable="w14 w15 w16se w16cid w16 w16cex w16sdtdh w16du">
+<w:styles xmlns:mc="http://schemas.openxmlformats.org/markup-compatibility/2006" xmlns:r="http://schemas.openxmlformats.org/officeDocument/2006/relationships" xmlns:w="http://schemas.openxmlformats.org/wordprocessingml/2006/main" xmlns:w14="http://schemas.microsoft.com/office/word/2010/wordml" xmlns:w15="http://schemas.microsoft.com/office/word/2012/wordml" xmlns:w16cex="http://schemas.microsoft.com/office/word/2018/wordml/cex" xmlns:w16cid="http://schemas.microsoft.com/office/word/2016/wordml/cid" xmlns:w16="http://schemas.microsoft.com/office/word/2018/wordml" xmlns:w16du="http://schemas.microsoft.com/office/word/2023/wordml/word16du" xmlns:w16sdtdh="http://schemas.microsoft.com/office/word/2020/wordml/sdtdatahash" xmlns:w16sdtfl="http://schemas.microsoft.com/office/word/2024/wordml/sdtformatlock" xmlns:w16se="http://schemas.microsoft.com/office/word/2015/wordml/symex" mc:Ignorable="w14 w15 w16se w16cid w16 w16cex w16sdtdh w16sdtfl w16du">
   <w:docDefaults>
     <w:rPrDefault>
       <w:rPr>
@@ -12588,6 +13409,7 @@
   <w:style w:type="character" w:default="1" w:styleId="DefaultParagraphFont">
     <w:name w:val="Default Paragraph Font"/>
     <w:uiPriority w:val="1"/>
+    <w:semiHidden/>
     <w:unhideWhenUsed/>
   </w:style>
   <w:style w:type="table" w:default="1" w:styleId="TableNormal">
@@ -12647,6 +13469,54 @@
         <w:insideV w:val="single" w:sz="4" w:space="0" w:color="auto"/>
       </w:tblBorders>
     </w:tblPr>
+  </w:style>
+  <w:style w:type="paragraph" w:styleId="Header">
+    <w:name w:val="header"/>
+    <w:basedOn w:val="Normal"/>
+    <w:link w:val="HeaderChar"/>
+    <w:uiPriority w:val="99"/>
+    <w:unhideWhenUsed/>
+    <w:rsid w:val="000B7E4F"/>
+    <w:pPr>
+      <w:tabs>
+        <w:tab w:val="center" w:pos="4680"/>
+        <w:tab w:val="right" w:pos="9360"/>
+      </w:tabs>
+    </w:pPr>
+  </w:style>
+  <w:style w:type="character" w:customStyle="1" w:styleId="HeaderChar">
+    <w:name w:val="Header Char"/>
+    <w:basedOn w:val="DefaultParagraphFont"/>
+    <w:link w:val="Header"/>
+    <w:uiPriority w:val="99"/>
+    <w:rsid w:val="000B7E4F"/>
+    <w:rPr>
+      <w:rFonts w:ascii="Arial" w:eastAsia="Arial" w:hAnsi="Arial" w:cs="Arial"/>
+    </w:rPr>
+  </w:style>
+  <w:style w:type="paragraph" w:styleId="Footer">
+    <w:name w:val="footer"/>
+    <w:basedOn w:val="Normal"/>
+    <w:link w:val="FooterChar"/>
+    <w:uiPriority w:val="99"/>
+    <w:unhideWhenUsed/>
+    <w:rsid w:val="000B7E4F"/>
+    <w:pPr>
+      <w:tabs>
+        <w:tab w:val="center" w:pos="4680"/>
+        <w:tab w:val="right" w:pos="9360"/>
+      </w:tabs>
+    </w:pPr>
+  </w:style>
+  <w:style w:type="character" w:customStyle="1" w:styleId="FooterChar">
+    <w:name w:val="Footer Char"/>
+    <w:basedOn w:val="DefaultParagraphFont"/>
+    <w:link w:val="Footer"/>
+    <w:uiPriority w:val="99"/>
+    <w:rsid w:val="000B7E4F"/>
+    <w:rPr>
+      <w:rFonts w:ascii="Arial" w:eastAsia="Arial" w:hAnsi="Arial" w:cs="Arial"/>
+    </w:rPr>
   </w:style>
 </w:styles>
 </file>
